--- a/DOCS/word/HOP_DONG_API_KHO_ANH_TOAN.docx
+++ b/DOCS/word/HOP_DONG_API_KHO_ANH_TOAN.docx
@@ -15897,10 +15897,29 @@
         <w:rPr>
           <w:b/>
         </w:rPr>
-        <w:t>chưa gọi thử</w:t>
-      </w:r>
-      <w:r>
-        <w:t xml:space="preserve"> đường nào, vì chưa có tài khoản đăng nhập.</w:t>
+        <w:t>chưa gọi thử bản dev của anh</w:t>
+      </w:r>
+      <w:r>
+        <w:t xml:space="preserve">, vì chưa có tài khoản đăng nhập. Phần kho cùng lõi trên máy </w:t>
+      </w:r>
+      <w:r>
+        <w:rPr>
+          <w:rFonts w:ascii="Consolas" w:hAnsi="Consolas"/>
+          <w:sz w:val="19"/>
+        </w:rPr>
+        <w:t>demo-lao-api</w:t>
+      </w:r>
+      <w:r>
+        <w:t xml:space="preserve"> thì bên em đã gọi thử các đường chỉ đọc ngày 30/09 — kết quả ở </w:t>
+      </w:r>
+      <w:r>
+        <w:rPr>
+          <w:b/>
+        </w:rPr>
+        <w:t>mục 13.6</w:t>
+      </w:r>
+      <w:r>
+        <w:t>.</w:t>
       </w:r>
     </w:p>
     <w:p>
@@ -18181,6 +18200,2323 @@
       </w:r>
       <w:r>
         <w:t>: một tài khoản cho cả Thà Bốc và Viêng Chăn, hay mỗi nơi một tài khoản?</w:t>
+      </w:r>
+    </w:p>
+    <w:p>
+      <w:pPr>
+        <w:pStyle w:val="Heading2"/>
+      </w:pPr>
+      <w:r>
+        <w:t>13.6. Kết quả gọi thử ngày 30/09 — phần kho trên máy `demo-lao-api` (chỉ đọc)</w:t>
+      </w:r>
+    </w:p>
+    <w:p>
+      <w:pPr>
+        <w:jc w:val="both"/>
+      </w:pPr>
+      <w:r>
+        <w:t xml:space="preserve">Bên em </w:t>
+      </w:r>
+      <w:r>
+        <w:rPr>
+          <w:b/>
+        </w:rPr>
+        <w:t>chưa có tài khoản</w:t>
+      </w:r>
+      <w:r>
+        <w:t xml:space="preserve"> trên bản dev của anh (</w:t>
+      </w:r>
+      <w:r>
+        <w:rPr>
+          <w:rFonts w:ascii="Consolas" w:hAnsi="Consolas"/>
+          <w:sz w:val="19"/>
+        </w:rPr>
+        <w:t>cantinbv-backend-api-dev</w:t>
+      </w:r>
+      <w:r>
+        <w:t>), nên chưa gọi được bản đó.</w:t>
+      </w:r>
+    </w:p>
+    <w:p>
+      <w:pPr>
+        <w:jc w:val="both"/>
+      </w:pPr>
+      <w:r>
+        <w:t xml:space="preserve">Nhưng máy </w:t>
+      </w:r>
+      <w:r>
+        <w:rPr>
+          <w:b/>
+        </w:rPr>
+        <w:t>`demo-lao-api.goldensme.com`</w:t>
+      </w:r>
+      <w:r>
+        <w:t xml:space="preserve"> (máy kế toán anh Tune, bên em đã có token) cũng </w:t>
+      </w:r>
+      <w:r>
+        <w:rPr>
+          <w:b/>
+        </w:rPr>
+        <w:t>chạy phần kho Golden SME</w:t>
+      </w:r>
+      <w:r>
+        <w:t xml:space="preserve">, dưới tiền tố </w:t>
+      </w:r>
+      <w:r>
+        <w:rPr>
+          <w:rFonts w:ascii="Consolas" w:hAnsi="Consolas"/>
+          <w:sz w:val="19"/>
+        </w:rPr>
+        <w:t>/api/v1/supply-chain/</w:t>
+      </w:r>
+      <w:r>
+        <w:t>. Bên em đã gọi thử phần kho ở đó:</w:t>
+      </w:r>
+    </w:p>
+    <w:p>
+      <w:pPr>
+        <w:pStyle w:val="ListBullet"/>
+      </w:pPr>
+      <w:r>
+        <w:rPr>
+          <w:b/>
+        </w:rPr>
+        <w:t>chỉ gọi đường xem, danh sách, tìm</w:t>
+      </w:r>
+      <w:r>
+        <w:t>;</w:t>
+      </w:r>
+    </w:p>
+    <w:p>
+      <w:pPr>
+        <w:pStyle w:val="ListBullet"/>
+      </w:pPr>
+      <w:r>
+        <w:t xml:space="preserve">không gọi </w:t>
+      </w:r>
+      <w:r>
+        <w:rPr>
+          <w:rFonts w:ascii="Consolas" w:hAnsi="Consolas"/>
+          <w:sz w:val="19"/>
+        </w:rPr>
+        <w:t>CreateStockIn</w:t>
+      </w:r>
+      <w:r>
+        <w:t xml:space="preserve">, </w:t>
+      </w:r>
+      <w:r>
+        <w:rPr>
+          <w:rFonts w:ascii="Consolas" w:hAnsi="Consolas"/>
+          <w:sz w:val="19"/>
+        </w:rPr>
+        <w:t>CreateStockOut</w:t>
+      </w:r>
+      <w:r>
+        <w:t xml:space="preserve">, </w:t>
+      </w:r>
+      <w:r>
+        <w:rPr>
+          <w:rFonts w:ascii="Consolas" w:hAnsi="Consolas"/>
+          <w:sz w:val="19"/>
+        </w:rPr>
+        <w:t>DeleteDocument</w:t>
+      </w:r>
+      <w:r>
+        <w:t xml:space="preserve"> hay đường ghi nào.</w:t>
+      </w:r>
+    </w:p>
+    <w:p>
+      <w:pPr>
+        <w:jc w:val="both"/>
+      </w:pPr>
+      <w:r>
+        <w:t>#### 13.6.1. Hai bản — cùng lõi, khác nhánh</w:t>
+      </w:r>
+    </w:p>
+    <w:tbl>
+      <w:tblPr>
+        <w:tblStyle w:val="LightGrid-Accent1"/>
+        <w:tblW w:type="auto" w:w="0"/>
+        <w:tblLook w:firstColumn="1" w:firstRow="1" w:lastColumn="0" w:lastRow="0" w:noHBand="0" w:noVBand="1" w:val="04A0"/>
+      </w:tblPr>
+      <w:tblGrid>
+        <w:gridCol w:w="2880"/>
+        <w:gridCol w:w="2880"/>
+        <w:gridCol w:w="2880"/>
+      </w:tblGrid>
+      <w:tr>
+        <w:tc>
+          <w:tcPr>
+            <w:tcW w:type="dxa" w:w="2880"/>
+          </w:tcPr>
+          <w:p>
+            <w:r>
+              <w:rPr>
+                <w:b/>
+              </w:rPr>
+            </w:r>
+          </w:p>
+        </w:tc>
+        <w:tc>
+          <w:tcPr>
+            <w:tcW w:type="dxa" w:w="2880"/>
+          </w:tcPr>
+          <w:p>
+            <w:r>
+              <w:rPr>
+                <w:b/>
+              </w:rPr>
+            </w:r>
+            <w:r>
+              <w:rPr>
+                <w:b/>
+              </w:rPr>
+              <w:t>Bản anh gửi (</w:t>
+            </w:r>
+            <w:r>
+              <w:rPr>
+                <w:rFonts w:ascii="Consolas" w:hAnsi="Consolas"/>
+                <w:b/>
+                <w:sz w:val="19"/>
+              </w:rPr>
+              <w:t>/api/…</w:t>
+            </w:r>
+            <w:r>
+              <w:rPr>
+                <w:b/>
+              </w:rPr>
+              <w:t>, 28/09)</w:t>
+            </w:r>
+          </w:p>
+        </w:tc>
+        <w:tc>
+          <w:tcPr>
+            <w:tcW w:type="dxa" w:w="2880"/>
+          </w:tcPr>
+          <w:p>
+            <w:r>
+              <w:rPr>
+                <w:b/>
+              </w:rPr>
+            </w:r>
+            <w:r>
+              <w:rPr>
+                <w:b/>
+              </w:rPr>
+              <w:t xml:space="preserve">Máy </w:t>
+            </w:r>
+            <w:r>
+              <w:rPr>
+                <w:rFonts w:ascii="Consolas" w:hAnsi="Consolas"/>
+                <w:b/>
+                <w:sz w:val="19"/>
+              </w:rPr>
+              <w:t>demo-lao-api</w:t>
+            </w:r>
+            <w:r>
+              <w:rPr>
+                <w:b/>
+              </w:rPr>
+              <w:t xml:space="preserve"> (</w:t>
+            </w:r>
+            <w:r>
+              <w:rPr>
+                <w:rFonts w:ascii="Consolas" w:hAnsi="Consolas"/>
+                <w:b/>
+                <w:sz w:val="19"/>
+              </w:rPr>
+              <w:t>/api/v1/supply-chain/…</w:t>
+            </w:r>
+            <w:r>
+              <w:rPr>
+                <w:b/>
+              </w:rPr>
+              <w:t>)</w:t>
+            </w:r>
+          </w:p>
+        </w:tc>
+      </w:tr>
+      <w:tr>
+        <w:tc>
+          <w:tcPr>
+            <w:tcW w:type="dxa" w:w="2880"/>
+          </w:tcPr>
+          <w:p>
+            <w:r/>
+            <w:r>
+              <w:t>Xuất nhập</w:t>
+            </w:r>
+          </w:p>
+        </w:tc>
+        <w:tc>
+          <w:tcPr>
+            <w:tcW w:type="dxa" w:w="2880"/>
+          </w:tcPr>
+          <w:p>
+            <w:r/>
+            <w:r>
+              <w:rPr>
+                <w:rFonts w:ascii="Consolas" w:hAnsi="Consolas"/>
+                <w:sz w:val="19"/>
+              </w:rPr>
+              <w:t>CreateStockIn</w:t>
+            </w:r>
+            <w:r>
+              <w:t xml:space="preserve">, </w:t>
+            </w:r>
+            <w:r>
+              <w:rPr>
+                <w:rFonts w:ascii="Consolas" w:hAnsi="Consolas"/>
+                <w:sz w:val="19"/>
+              </w:rPr>
+              <w:t>CreateStockOut</w:t>
+            </w:r>
+            <w:r>
+              <w:t xml:space="preserve">, </w:t>
+            </w:r>
+            <w:r>
+              <w:rPr>
+                <w:rFonts w:ascii="Consolas" w:hAnsi="Consolas"/>
+                <w:sz w:val="19"/>
+              </w:rPr>
+              <w:t>DeleteDocument</w:t>
+            </w:r>
+            <w:r>
+              <w:t xml:space="preserve">, </w:t>
+            </w:r>
+            <w:r>
+              <w:rPr>
+                <w:rFonts w:ascii="Consolas" w:hAnsi="Consolas"/>
+                <w:sz w:val="19"/>
+              </w:rPr>
+              <w:t>GetDocType</w:t>
+            </w:r>
+            <w:r>
+              <w:t xml:space="preserve">, </w:t>
+            </w:r>
+            <w:r>
+              <w:rPr>
+                <w:rFonts w:ascii="Consolas" w:hAnsi="Consolas"/>
+                <w:sz w:val="19"/>
+              </w:rPr>
+              <w:t>GetDocStatus</w:t>
+            </w:r>
+            <w:r>
+              <w:t xml:space="preserve">, </w:t>
+            </w:r>
+            <w:r>
+              <w:rPr>
+                <w:rFonts w:ascii="Consolas" w:hAnsi="Consolas"/>
+                <w:sz w:val="19"/>
+              </w:rPr>
+              <w:t>GetStockList</w:t>
+            </w:r>
+            <w:r>
+              <w:t xml:space="preserve">, </w:t>
+            </w:r>
+            <w:r>
+              <w:rPr>
+                <w:rFonts w:ascii="Consolas" w:hAnsi="Consolas"/>
+                <w:sz w:val="19"/>
+              </w:rPr>
+              <w:t>GetStockDocumentDetail</w:t>
+            </w:r>
+            <w:r>
+              <w:t xml:space="preserve">, </w:t>
+            </w:r>
+            <w:r>
+              <w:rPr>
+                <w:rFonts w:ascii="Consolas" w:hAnsi="Consolas"/>
+                <w:sz w:val="19"/>
+              </w:rPr>
+              <w:t>GetWarehouseActive</w:t>
+            </w:r>
+            <w:r>
+              <w:t xml:space="preserve">, </w:t>
+            </w:r>
+            <w:r>
+              <w:rPr>
+                <w:rFonts w:ascii="Consolas" w:hAnsi="Consolas"/>
+                <w:sz w:val="19"/>
+              </w:rPr>
+              <w:t>GetXnbWithDetails</w:t>
+            </w:r>
+            <w:r>
+              <w:t xml:space="preserve">, </w:t>
+            </w:r>
+            <w:r>
+              <w:rPr>
+                <w:rFonts w:ascii="Consolas" w:hAnsi="Consolas"/>
+                <w:sz w:val="19"/>
+              </w:rPr>
+              <w:t>TransferXnbToNnb</w:t>
+            </w:r>
+            <w:r>
+              <w:t xml:space="preserve">, </w:t>
+            </w:r>
+            <w:r>
+              <w:rPr>
+                <w:rFonts w:ascii="Consolas" w:hAnsi="Consolas"/>
+                <w:sz w:val="19"/>
+              </w:rPr>
+              <w:t>PrintStockOut</w:t>
+            </w:r>
+          </w:p>
+        </w:tc>
+        <w:tc>
+          <w:tcPr>
+            <w:tcW w:type="dxa" w:w="2880"/>
+          </w:tcPr>
+          <w:p>
+            <w:r/>
+            <w:r>
+              <w:t>có đủ</w:t>
+            </w:r>
+          </w:p>
+        </w:tc>
+      </w:tr>
+      <w:tr>
+        <w:tc>
+          <w:tcPr>
+            <w:tcW w:type="dxa" w:w="2880"/>
+          </w:tcPr>
+          <w:p>
+            <w:r/>
+            <w:r>
+              <w:t>Tồn</w:t>
+            </w:r>
+          </w:p>
+        </w:tc>
+        <w:tc>
+          <w:tcPr>
+            <w:tcW w:type="dxa" w:w="2880"/>
+          </w:tcPr>
+          <w:p>
+            <w:r/>
+            <w:r>
+              <w:rPr>
+                <w:rFonts w:ascii="Consolas" w:hAnsi="Consolas"/>
+                <w:sz w:val="19"/>
+              </w:rPr>
+              <w:t>inventory/now</w:t>
+            </w:r>
+          </w:p>
+        </w:tc>
+        <w:tc>
+          <w:tcPr>
+            <w:tcW w:type="dxa" w:w="2880"/>
+          </w:tcPr>
+          <w:p>
+            <w:r/>
+            <w:r>
+              <w:t xml:space="preserve">có, thêm </w:t>
+            </w:r>
+            <w:r>
+              <w:rPr>
+                <w:rFonts w:ascii="Consolas" w:hAnsi="Consolas"/>
+                <w:sz w:val="19"/>
+              </w:rPr>
+              <w:t>inventory/balance-by-dimension</w:t>
+            </w:r>
+            <w:r>
+              <w:t xml:space="preserve">, </w:t>
+            </w:r>
+            <w:r>
+              <w:rPr>
+                <w:rFonts w:ascii="Consolas" w:hAnsi="Consolas"/>
+                <w:sz w:val="19"/>
+              </w:rPr>
+              <w:t>inventory/report/stock-join-general</w:t>
+            </w:r>
+          </w:p>
+        </w:tc>
+      </w:tr>
+      <w:tr>
+        <w:tc>
+          <w:tcPr>
+            <w:tcW w:type="dxa" w:w="2880"/>
+          </w:tcPr>
+          <w:p>
+            <w:r/>
+            <w:r>
+              <w:t>Mặt hàng</w:t>
+            </w:r>
+          </w:p>
+        </w:tc>
+        <w:tc>
+          <w:tcPr>
+            <w:tcW w:type="dxa" w:w="2880"/>
+          </w:tcPr>
+          <w:p>
+            <w:r/>
+            <w:r>
+              <w:rPr>
+                <w:rFonts w:ascii="Consolas" w:hAnsi="Consolas"/>
+                <w:sz w:val="19"/>
+              </w:rPr>
+              <w:t>items/search</w:t>
+            </w:r>
+            <w:r>
+              <w:t xml:space="preserve">, </w:t>
+            </w:r>
+            <w:r>
+              <w:rPr>
+                <w:rFonts w:ascii="Consolas" w:hAnsi="Consolas"/>
+                <w:sz w:val="19"/>
+              </w:rPr>
+              <w:t>items/find</w:t>
+            </w:r>
+            <w:r>
+              <w:t xml:space="preserve">, </w:t>
+            </w:r>
+            <w:r>
+              <w:rPr>
+                <w:rFonts w:ascii="Consolas" w:hAnsi="Consolas"/>
+                <w:sz w:val="19"/>
+              </w:rPr>
+              <w:t>items/quick-search</w:t>
+            </w:r>
+            <w:r>
+              <w:t xml:space="preserve">, </w:t>
+            </w:r>
+            <w:r>
+              <w:rPr>
+                <w:rFonts w:ascii="Consolas" w:hAnsi="Consolas"/>
+                <w:sz w:val="19"/>
+              </w:rPr>
+              <w:t>uom/units</w:t>
+            </w:r>
+          </w:p>
+        </w:tc>
+        <w:tc>
+          <w:tcPr>
+            <w:tcW w:type="dxa" w:w="2880"/>
+          </w:tcPr>
+          <w:p>
+            <w:r/>
+            <w:r>
+              <w:t>có đủ</w:t>
+            </w:r>
+          </w:p>
+        </w:tc>
+      </w:tr>
+      <w:tr>
+        <w:tc>
+          <w:tcPr>
+            <w:tcW w:type="dxa" w:w="2880"/>
+          </w:tcPr>
+          <w:p>
+            <w:r/>
+            <w:r>
+              <w:t>Kiểm kho, kể cả mất mạng</w:t>
+            </w:r>
+          </w:p>
+        </w:tc>
+        <w:tc>
+          <w:tcPr>
+            <w:tcW w:type="dxa" w:w="2880"/>
+          </w:tcPr>
+          <w:p>
+            <w:r/>
+            <w:r>
+              <w:rPr>
+                <w:rFonts w:ascii="Consolas" w:hAnsi="Consolas"/>
+                <w:sz w:val="19"/>
+              </w:rPr>
+              <w:t>stocktaking/*</w:t>
+            </w:r>
+            <w:r>
+              <w:t xml:space="preserve"> + </w:t>
+            </w:r>
+            <w:r>
+              <w:rPr>
+                <w:rFonts w:ascii="Consolas" w:hAnsi="Consolas"/>
+                <w:sz w:val="19"/>
+              </w:rPr>
+              <w:t>offline/bootstrap</w:t>
+            </w:r>
+            <w:r>
+              <w:t xml:space="preserve">, </w:t>
+            </w:r>
+            <w:r>
+              <w:rPr>
+                <w:rFonts w:ascii="Consolas" w:hAnsi="Consolas"/>
+                <w:sz w:val="19"/>
+              </w:rPr>
+              <w:t>catalog-page</w:t>
+            </w:r>
+            <w:r>
+              <w:t xml:space="preserve">, </w:t>
+            </w:r>
+            <w:r>
+              <w:rPr>
+                <w:rFonts w:ascii="Consolas" w:hAnsi="Consolas"/>
+                <w:sz w:val="19"/>
+              </w:rPr>
+              <w:t>push-counts</w:t>
+            </w:r>
+            <w:r>
+              <w:t xml:space="preserve">, </w:t>
+            </w:r>
+            <w:r>
+              <w:rPr>
+                <w:rFonts w:ascii="Consolas" w:hAnsi="Consolas"/>
+                <w:sz w:val="19"/>
+              </w:rPr>
+              <w:t>uom-changes</w:t>
+            </w:r>
+          </w:p>
+        </w:tc>
+        <w:tc>
+          <w:tcPr>
+            <w:tcW w:type="dxa" w:w="2880"/>
+          </w:tcPr>
+          <w:p>
+            <w:r/>
+            <w:r>
+              <w:t xml:space="preserve">có, </w:t>
+            </w:r>
+            <w:r>
+              <w:rPr>
+                <w:b/>
+              </w:rPr>
+              <w:t>tên đường khác</w:t>
+            </w:r>
+            <w:r>
+              <w:t xml:space="preserve">: </w:t>
+            </w:r>
+            <w:r>
+              <w:rPr>
+                <w:rFonts w:ascii="Consolas" w:hAnsi="Consolas"/>
+                <w:sz w:val="19"/>
+              </w:rPr>
+              <w:t>adjustment/create</w:t>
+            </w:r>
+            <w:r>
+              <w:t xml:space="preserve">, </w:t>
+            </w:r>
+            <w:r>
+              <w:rPr>
+                <w:rFonts w:ascii="Consolas" w:hAnsi="Consolas"/>
+                <w:sz w:val="19"/>
+              </w:rPr>
+              <w:t>adjustment/accept</w:t>
+            </w:r>
+            <w:r>
+              <w:t xml:space="preserve">, </w:t>
+            </w:r>
+            <w:r>
+              <w:rPr>
+                <w:rFonts w:ascii="Consolas" w:hAnsi="Consolas"/>
+                <w:sz w:val="19"/>
+              </w:rPr>
+              <w:t>items/save</w:t>
+            </w:r>
+            <w:r>
+              <w:t xml:space="preserve">, </w:t>
+            </w:r>
+            <w:r>
+              <w:rPr>
+                <w:rFonts w:ascii="Consolas" w:hAnsi="Consolas"/>
+                <w:sz w:val="19"/>
+              </w:rPr>
+              <w:t>items/search</w:t>
+            </w:r>
+            <w:r>
+              <w:t xml:space="preserve"> (bản anh: </w:t>
+            </w:r>
+            <w:r>
+              <w:rPr>
+                <w:rFonts w:ascii="Consolas" w:hAnsi="Consolas"/>
+                <w:sz w:val="19"/>
+              </w:rPr>
+              <w:t>create-adjustment</w:t>
+            </w:r>
+            <w:r>
+              <w:t xml:space="preserve">, </w:t>
+            </w:r>
+            <w:r>
+              <w:rPr>
+                <w:rFonts w:ascii="Consolas" w:hAnsi="Consolas"/>
+                <w:sz w:val="19"/>
+              </w:rPr>
+              <w:t>accept-adjustment</w:t>
+            </w:r>
+            <w:r>
+              <w:t xml:space="preserve">, </w:t>
+            </w:r>
+            <w:r>
+              <w:rPr>
+                <w:rFonts w:ascii="Consolas" w:hAnsi="Consolas"/>
+                <w:sz w:val="19"/>
+              </w:rPr>
+              <w:t>save-items</w:t>
+            </w:r>
+            <w:r>
+              <w:t xml:space="preserve">, </w:t>
+            </w:r>
+            <w:r>
+              <w:rPr>
+                <w:rFonts w:ascii="Consolas" w:hAnsi="Consolas"/>
+                <w:sz w:val="19"/>
+              </w:rPr>
+              <w:t>search-items</w:t>
+            </w:r>
+            <w:r>
+              <w:t>)</w:t>
+            </w:r>
+          </w:p>
+        </w:tc>
+      </w:tr>
+      <w:tr>
+        <w:tc>
+          <w:tcPr>
+            <w:tcW w:type="dxa" w:w="2880"/>
+          </w:tcPr>
+          <w:p>
+            <w:r/>
+            <w:r>
+              <w:t>Chỉ bản anh có</w:t>
+            </w:r>
+          </w:p>
+        </w:tc>
+        <w:tc>
+          <w:tcPr>
+            <w:tcW w:type="dxa" w:w="2880"/>
+          </w:tcPr>
+          <w:p>
+            <w:r/>
+            <w:r>
+              <w:t xml:space="preserve">luồng bảng tạm </w:t>
+            </w:r>
+            <w:r>
+              <w:rPr>
+                <w:rFonts w:ascii="Consolas" w:hAnsi="Consolas"/>
+                <w:sz w:val="19"/>
+              </w:rPr>
+              <w:t>InsertUpdateItemIntoTmp</w:t>
+            </w:r>
+            <w:r>
+              <w:t xml:space="preserve">, </w:t>
+            </w:r>
+            <w:r>
+              <w:rPr>
+                <w:rFonts w:ascii="Consolas" w:hAnsi="Consolas"/>
+                <w:sz w:val="19"/>
+              </w:rPr>
+              <w:t>InsertUpdateTmpItems</w:t>
+            </w:r>
+            <w:r>
+              <w:t xml:space="preserve">, </w:t>
+            </w:r>
+            <w:r>
+              <w:rPr>
+                <w:rFonts w:ascii="Consolas" w:hAnsi="Consolas"/>
+                <w:sz w:val="19"/>
+              </w:rPr>
+              <w:t>GetItemDetailTmp</w:t>
+            </w:r>
+            <w:r>
+              <w:t xml:space="preserve">, </w:t>
+            </w:r>
+            <w:r>
+              <w:rPr>
+                <w:rFonts w:ascii="Consolas" w:hAnsi="Consolas"/>
+                <w:sz w:val="19"/>
+              </w:rPr>
+              <w:t>CreateTmpOrCreateUpdateMainByTmp</w:t>
+            </w:r>
+            <w:r>
+              <w:t xml:space="preserve">, </w:t>
+            </w:r>
+            <w:r>
+              <w:rPr>
+                <w:rFonts w:ascii="Consolas" w:hAnsi="Consolas"/>
+                <w:sz w:val="19"/>
+              </w:rPr>
+              <w:t>MainToTempStock</w:t>
+            </w:r>
+            <w:r>
+              <w:t xml:space="preserve">; </w:t>
+            </w:r>
+            <w:r>
+              <w:rPr>
+                <w:rFonts w:ascii="Consolas" w:hAnsi="Consolas"/>
+                <w:sz w:val="19"/>
+              </w:rPr>
+              <w:t>GetInOutStockDetail</w:t>
+            </w:r>
+            <w:r>
+              <w:t xml:space="preserve">; </w:t>
+            </w:r>
+            <w:r>
+              <w:rPr>
+                <w:rFonts w:ascii="Consolas" w:hAnsi="Consolas"/>
+                <w:sz w:val="19"/>
+              </w:rPr>
+              <w:t>GetPlot</w:t>
+            </w:r>
+            <w:r>
+              <w:t xml:space="preserve">; </w:t>
+            </w:r>
+            <w:r>
+              <w:rPr>
+                <w:rFonts w:ascii="Consolas" w:hAnsi="Consolas"/>
+                <w:sz w:val="19"/>
+              </w:rPr>
+              <w:t>stocktaking/update-item</w:t>
+            </w:r>
+            <w:r>
+              <w:t xml:space="preserve">, </w:t>
+            </w:r>
+            <w:r>
+              <w:rPr>
+                <w:rFonts w:ascii="Consolas" w:hAnsi="Consolas"/>
+                <w:sz w:val="19"/>
+              </w:rPr>
+              <w:t>delete-item</w:t>
+            </w:r>
+            <w:r>
+              <w:t>; phần bếp căn tin</w:t>
+            </w:r>
+          </w:p>
+        </w:tc>
+        <w:tc>
+          <w:tcPr>
+            <w:tcW w:type="dxa" w:w="2880"/>
+          </w:tcPr>
+          <w:p>
+            <w:r/>
+            <w:r>
+              <w:t>—</w:t>
+            </w:r>
+          </w:p>
+        </w:tc>
+      </w:tr>
+      <w:tr>
+        <w:tc>
+          <w:tcPr>
+            <w:tcW w:type="dxa" w:w="2880"/>
+          </w:tcPr>
+          <w:p>
+            <w:r/>
+            <w:r>
+              <w:t xml:space="preserve">Chỉ </w:t>
+            </w:r>
+            <w:r>
+              <w:rPr>
+                <w:rFonts w:ascii="Consolas" w:hAnsi="Consolas"/>
+                <w:sz w:val="19"/>
+              </w:rPr>
+              <w:t>demo-lao-api</w:t>
+            </w:r>
+            <w:r>
+              <w:t xml:space="preserve"> có</w:t>
+            </w:r>
+          </w:p>
+        </w:tc>
+        <w:tc>
+          <w:tcPr>
+            <w:tcW w:type="dxa" w:w="2880"/>
+          </w:tcPr>
+          <w:p>
+            <w:r/>
+            <w:r>
+              <w:t>—</w:t>
+            </w:r>
+          </w:p>
+        </w:tc>
+        <w:tc>
+          <w:tcPr>
+            <w:tcW w:type="dxa" w:w="2880"/>
+          </w:tcPr>
+          <w:p>
+            <w:r/>
+            <w:r>
+              <w:t xml:space="preserve">quản lý kho </w:t>
+            </w:r>
+            <w:r>
+              <w:rPr>
+                <w:rFonts w:ascii="Consolas" w:hAnsi="Consolas"/>
+                <w:sz w:val="19"/>
+              </w:rPr>
+              <w:t>master/list</w:t>
+            </w:r>
+            <w:r>
+              <w:t xml:space="preserve">, </w:t>
+            </w:r>
+            <w:r>
+              <w:rPr>
+                <w:rFonts w:ascii="Consolas" w:hAnsi="Consolas"/>
+                <w:sz w:val="19"/>
+              </w:rPr>
+              <w:t>master/upsert</w:t>
+            </w:r>
+            <w:r>
+              <w:t xml:space="preserve">, </w:t>
+            </w:r>
+            <w:r>
+              <w:rPr>
+                <w:rFonts w:ascii="Consolas" w:hAnsi="Consolas"/>
+                <w:sz w:val="19"/>
+              </w:rPr>
+              <w:t>master/lookups</w:t>
+            </w:r>
+            <w:r>
+              <w:t xml:space="preserve">, </w:t>
+            </w:r>
+            <w:r>
+              <w:rPr>
+                <w:rFonts w:ascii="Consolas" w:hAnsi="Consolas"/>
+                <w:sz w:val="19"/>
+              </w:rPr>
+              <w:t>master/set-active</w:t>
+            </w:r>
+            <w:r>
+              <w:t xml:space="preserve">; vị trí trong kho </w:t>
+            </w:r>
+            <w:r>
+              <w:rPr>
+                <w:rFonts w:ascii="Consolas" w:hAnsi="Consolas"/>
+                <w:sz w:val="19"/>
+              </w:rPr>
+              <w:t>location-tree-view</w:t>
+            </w:r>
+            <w:r>
+              <w:t xml:space="preserve">, </w:t>
+            </w:r>
+            <w:r>
+              <w:rPr>
+                <w:rFonts w:ascii="Consolas" w:hAnsi="Consolas"/>
+                <w:sz w:val="19"/>
+              </w:rPr>
+              <w:t>upsert-line-location</w:t>
+            </w:r>
+            <w:r>
+              <w:t xml:space="preserve">; lệnh sản xuất </w:t>
+            </w:r>
+            <w:r>
+              <w:rPr>
+                <w:rFonts w:ascii="Consolas" w:hAnsi="Consolas"/>
+                <w:sz w:val="19"/>
+              </w:rPr>
+              <w:t>GetProductionOrders</w:t>
+            </w:r>
+            <w:r>
+              <w:t xml:space="preserve">, </w:t>
+            </w:r>
+            <w:r>
+              <w:rPr>
+                <w:rFonts w:ascii="Consolas" w:hAnsi="Consolas"/>
+                <w:sz w:val="19"/>
+              </w:rPr>
+              <w:t>process-step-tree</w:t>
+            </w:r>
+            <w:r>
+              <w:t xml:space="preserve">; </w:t>
+            </w:r>
+            <w:r>
+              <w:rPr>
+                <w:rFonts w:ascii="Consolas" w:hAnsi="Consolas"/>
+                <w:sz w:val="19"/>
+              </w:rPr>
+              <w:t>search-for-stock-out</w:t>
+            </w:r>
+          </w:p>
+        </w:tc>
+      </w:tr>
+    </w:tbl>
+    <w:p/>
+    <w:p>
+      <w:pPr>
+        <w:jc w:val="both"/>
+      </w:pPr>
+      <w:r>
+        <w:rPr>
+          <w:b/>
+        </w:rPr>
+        <w:t>Câu hỏi 13.6 (A):</w:t>
+      </w:r>
+      <w:r>
+        <w:t xml:space="preserve"> bên em nối vào </w:t>
+      </w:r>
+      <w:r>
+        <w:rPr>
+          <w:b/>
+        </w:rPr>
+        <w:t>máy nào</w:t>
+      </w:r>
+      <w:r>
+        <w:t>?</w:t>
+      </w:r>
+    </w:p>
+    <w:p>
+      <w:pPr>
+        <w:pStyle w:val="ListBullet"/>
+      </w:pPr>
+      <w:r>
+        <w:rPr>
+          <w:b/>
+        </w:rPr>
+        <w:t>(a) `demo-lao-api`</w:t>
+      </w:r>
+      <w:r>
+        <w:t>: phần kho đã chạy trên cùng máy, cùng token với kế toán anh Tune. Anh chỉ bổ sung dữ liệu và thủ tục lưu vào DB của máy đó.</w:t>
+      </w:r>
+    </w:p>
+    <w:p>
+      <w:pPr>
+        <w:pStyle w:val="ListBullet"/>
+      </w:pPr>
+      <w:r>
+        <w:rPr>
+          <w:b/>
+        </w:rPr>
+        <w:t>(b) bản anh gửi</w:t>
+      </w:r>
+      <w:r>
+        <w:t>: chạy riêng một máy, trỏ DB bên Lào.</w:t>
+      </w:r>
+    </w:p>
+    <w:p>
+      <w:pPr>
+        <w:jc w:val="both"/>
+      </w:pPr>
+      <w:r>
+        <w:t xml:space="preserve">Bên em đề nghị </w:t>
+      </w:r>
+      <w:r>
+        <w:rPr>
+          <w:b/>
+        </w:rPr>
+        <w:t>(a)</w:t>
+      </w:r>
+      <w:r>
+        <w:t>: một máy, một danh mục đối tượng, một token. Chủ dự án chốt với anh; bên em không tự dựng hay trỏ DB bản nào.</w:t>
+      </w:r>
+    </w:p>
+    <w:p>
+      <w:pPr>
+        <w:jc w:val="both"/>
+      </w:pPr>
+      <w:r>
+        <w:t>#### 13.6.2. Số thật đọc được</w:t>
+      </w:r>
+    </w:p>
+    <w:tbl>
+      <w:tblPr>
+        <w:tblStyle w:val="LightGrid-Accent1"/>
+        <w:tblW w:type="auto" w:w="0"/>
+        <w:tblLook w:firstColumn="1" w:firstRow="1" w:lastColumn="0" w:lastRow="0" w:noHBand="0" w:noVBand="1" w:val="04A0"/>
+      </w:tblPr>
+      <w:tblGrid>
+        <w:gridCol w:w="2880"/>
+        <w:gridCol w:w="2880"/>
+        <w:gridCol w:w="2880"/>
+      </w:tblGrid>
+      <w:tr>
+        <w:tc>
+          <w:tcPr>
+            <w:tcW w:type="dxa" w:w="2880"/>
+          </w:tcPr>
+          <w:p>
+            <w:r>
+              <w:rPr>
+                <w:b/>
+              </w:rPr>
+            </w:r>
+            <w:r>
+              <w:rPr>
+                <w:b/>
+              </w:rPr>
+              <w:t>Cần mã (13.4)</w:t>
+            </w:r>
+          </w:p>
+        </w:tc>
+        <w:tc>
+          <w:tcPr>
+            <w:tcW w:type="dxa" w:w="2880"/>
+          </w:tcPr>
+          <w:p>
+            <w:r>
+              <w:rPr>
+                <w:b/>
+              </w:rPr>
+            </w:r>
+            <w:r>
+              <w:rPr>
+                <w:b/>
+              </w:rPr>
+              <w:t xml:space="preserve">Số thật trên </w:t>
+            </w:r>
+            <w:r>
+              <w:rPr>
+                <w:rFonts w:ascii="Consolas" w:hAnsi="Consolas"/>
+                <w:b/>
+                <w:sz w:val="19"/>
+              </w:rPr>
+              <w:t>demo-lao-api</w:t>
+            </w:r>
+          </w:p>
+        </w:tc>
+        <w:tc>
+          <w:tcPr>
+            <w:tcW w:type="dxa" w:w="2880"/>
+          </w:tcPr>
+          <w:p>
+            <w:r>
+              <w:rPr>
+                <w:b/>
+              </w:rPr>
+            </w:r>
+            <w:r>
+              <w:rPr>
+                <w:b/>
+              </w:rPr>
+              <w:t>Còn thiếu</w:t>
+            </w:r>
+          </w:p>
+        </w:tc>
+      </w:tr>
+      <w:tr>
+        <w:tc>
+          <w:tcPr>
+            <w:tcW w:type="dxa" w:w="2880"/>
+          </w:tcPr>
+          <w:p>
+            <w:r/>
+            <w:r>
+              <w:t>Đơn vị</w:t>
+            </w:r>
+          </w:p>
+        </w:tc>
+        <w:tc>
+          <w:tcPr>
+            <w:tcW w:type="dxa" w:w="2880"/>
+          </w:tcPr>
+          <w:p>
+            <w:r/>
+            <w:r>
+              <w:t xml:space="preserve">1368 "Demo EPL" · 5 "EPL 2" · 1369 "EPL 3" (và 2 "EPL 1") — </w:t>
+            </w:r>
+            <w:r>
+              <w:rPr>
+                <w:b/>
+              </w:rPr>
+              <w:t>đều quốc gia Việt Nam, tiền VND</w:t>
+            </w:r>
+          </w:p>
+        </w:tc>
+        <w:tc>
+          <w:tcPr>
+            <w:tcW w:type="dxa" w:w="2880"/>
+          </w:tcPr>
+          <w:p>
+            <w:r/>
+            <w:r>
+              <w:t>đơn vị EPL Lào (anh Tune tạo, hợp đồng kế toán 12.7)</w:t>
+            </w:r>
+          </w:p>
+        </w:tc>
+      </w:tr>
+      <w:tr>
+        <w:tc>
+          <w:tcPr>
+            <w:tcW w:type="dxa" w:w="2880"/>
+          </w:tcPr>
+          <w:p>
+            <w:r/>
+            <w:r>
+              <w:t>Kho (</w:t>
+            </w:r>
+            <w:r>
+              <w:rPr>
+                <w:rFonts w:ascii="Consolas" w:hAnsi="Consolas"/>
+                <w:sz w:val="19"/>
+              </w:rPr>
+              <w:t>GetWarehouseActive?ORG_Id=</w:t>
+            </w:r>
+            <w:r>
+              <w:t>)</w:t>
+            </w:r>
+          </w:p>
+        </w:tc>
+        <w:tc>
+          <w:tcPr>
+            <w:tcW w:type="dxa" w:w="2880"/>
+          </w:tcPr>
+          <w:p>
+            <w:r/>
+            <w:r>
+              <w:t>đơn vị 1368: 8 Kho giấy cuộn (</w:t>
+            </w:r>
+            <w:r>
+              <w:rPr>
+                <w:rFonts w:ascii="Consolas" w:hAnsi="Consolas"/>
+                <w:sz w:val="19"/>
+              </w:rPr>
+              <w:t>WGC</w:t>
+            </w:r>
+            <w:r>
+              <w:t>) · 9 Kho giấy tấm (</w:t>
+            </w:r>
+            <w:r>
+              <w:rPr>
+                <w:rFonts w:ascii="Consolas" w:hAnsi="Consolas"/>
+                <w:sz w:val="19"/>
+              </w:rPr>
+              <w:t>WGT</w:t>
+            </w:r>
+            <w:r>
+              <w:t>) · 10 Kho vật tư (</w:t>
+            </w:r>
+            <w:r>
+              <w:rPr>
+                <w:rFonts w:ascii="Consolas" w:hAnsi="Consolas"/>
+                <w:sz w:val="19"/>
+              </w:rPr>
+              <w:t>WVT</w:t>
+            </w:r>
+            <w:r>
+              <w:t>) · 11 Kho thành phẩm (</w:t>
+            </w:r>
+            <w:r>
+              <w:rPr>
+                <w:rFonts w:ascii="Consolas" w:hAnsi="Consolas"/>
+                <w:sz w:val="19"/>
+              </w:rPr>
+              <w:t>WTP</w:t>
+            </w:r>
+            <w:r>
+              <w:t>) · 12 Kho hàng hoá (</w:t>
+            </w:r>
+            <w:r>
+              <w:rPr>
+                <w:rFonts w:ascii="Consolas" w:hAnsi="Consolas"/>
+                <w:sz w:val="19"/>
+              </w:rPr>
+              <w:t>WHH</w:t>
+            </w:r>
+            <w:r>
+              <w:t>) · 13 Kho tem in (</w:t>
+            </w:r>
+            <w:r>
+              <w:rPr>
+                <w:rFonts w:ascii="Consolas" w:hAnsi="Consolas"/>
+                <w:sz w:val="19"/>
+              </w:rPr>
+              <w:t>WTI</w:t>
+            </w:r>
+            <w:r>
+              <w:t xml:space="preserve">). Đơn vị 5: 18, 19 </w:t>
+            </w:r>
+            <w:r>
+              <w:rPr>
+                <w:rFonts w:ascii="Consolas" w:hAnsi="Consolas"/>
+                <w:sz w:val="19"/>
+              </w:rPr>
+              <w:t>[Test] Kho A/B</w:t>
+            </w:r>
+            <w:r>
+              <w:t xml:space="preserve">. Đơn vị 1369: 14–17 </w:t>
+            </w:r>
+            <w:r>
+              <w:rPr>
+                <w:rFonts w:ascii="Consolas" w:hAnsi="Consolas"/>
+                <w:sz w:val="19"/>
+              </w:rPr>
+              <w:t>[Test] Kho 1–4</w:t>
+            </w:r>
+            <w:r>
+              <w:t xml:space="preserve">. Cột: </w:t>
+            </w:r>
+            <w:r>
+              <w:rPr>
+                <w:rFonts w:ascii="Consolas" w:hAnsi="Consolas"/>
+                <w:sz w:val="19"/>
+              </w:rPr>
+              <w:t>WH_AUTOID</w:t>
+            </w:r>
+            <w:r>
+              <w:t xml:space="preserve">, </w:t>
+            </w:r>
+            <w:r>
+              <w:rPr>
+                <w:rFonts w:ascii="Consolas" w:hAnsi="Consolas"/>
+                <w:sz w:val="19"/>
+              </w:rPr>
+              <w:t>WH_DEFINEID</w:t>
+            </w:r>
+            <w:r>
+              <w:t xml:space="preserve">, </w:t>
+            </w:r>
+            <w:r>
+              <w:rPr>
+                <w:rFonts w:ascii="Consolas" w:hAnsi="Consolas"/>
+                <w:sz w:val="19"/>
+              </w:rPr>
+              <w:t>WH_NAME</w:t>
+            </w:r>
+            <w:r>
+              <w:t xml:space="preserve">, </w:t>
+            </w:r>
+            <w:r>
+              <w:rPr>
+                <w:rFonts w:ascii="Consolas" w:hAnsi="Consolas"/>
+                <w:sz w:val="19"/>
+              </w:rPr>
+              <w:t>ORG_AUTOID</w:t>
+            </w:r>
+            <w:r>
+              <w:t xml:space="preserve">, </w:t>
+            </w:r>
+            <w:r>
+              <w:rPr>
+                <w:rFonts w:ascii="Consolas" w:hAnsi="Consolas"/>
+                <w:sz w:val="19"/>
+              </w:rPr>
+              <w:t>WH_ISACTIVE</w:t>
+            </w:r>
+            <w:r>
+              <w:t>…</w:t>
+            </w:r>
+          </w:p>
+        </w:tc>
+        <w:tc>
+          <w:tcPr>
+            <w:tcW w:type="dxa" w:w="2880"/>
+          </w:tcPr>
+          <w:p>
+            <w:r/>
+            <w:r>
+              <w:rPr>
+                <w:b/>
+              </w:rPr>
+              <w:t>chưa có kho nào của EPL Lào</w:t>
+            </w:r>
+            <w:r>
+              <w:t>. Xin anh tạo: kho dầu Thà Bốc, kho dầu Viêng Chăn (và các kho dầu khác theo danh sách điểm đổ bên em), kho phụ tùng Thà Bốc</w:t>
+            </w:r>
+          </w:p>
+        </w:tc>
+      </w:tr>
+      <w:tr>
+        <w:tc>
+          <w:tcPr>
+            <w:tcW w:type="dxa" w:w="2880"/>
+          </w:tcPr>
+          <w:p>
+            <w:r/>
+            <w:r>
+              <w:t>Mặt hàng (</w:t>
+            </w:r>
+            <w:r>
+              <w:rPr>
+                <w:rFonts w:ascii="Consolas" w:hAnsi="Consolas"/>
+                <w:sz w:val="19"/>
+              </w:rPr>
+              <w:t>items/search</w:t>
+            </w:r>
+            <w:r>
+              <w:t>)</w:t>
+            </w:r>
+          </w:p>
+        </w:tc>
+        <w:tc>
+          <w:tcPr>
+            <w:tcW w:type="dxa" w:w="2880"/>
+          </w:tcPr>
+          <w:p>
+            <w:r/>
+            <w:r>
+              <w:rPr>
+                <w:b/>
+              </w:rPr>
+              <w:t>2.861 mặt hàng</w:t>
+            </w:r>
+            <w:r>
+              <w:t xml:space="preserve">, đều là thùng carton, giấy của nhà máy mẫu. Cột: </w:t>
+            </w:r>
+            <w:r>
+              <w:rPr>
+                <w:rFonts w:ascii="Consolas" w:hAnsi="Consolas"/>
+                <w:sz w:val="19"/>
+              </w:rPr>
+              <w:t>PIT_AUTOID</w:t>
+            </w:r>
+            <w:r>
+              <w:t xml:space="preserve">, </w:t>
+            </w:r>
+            <w:r>
+              <w:rPr>
+                <w:rFonts w:ascii="Consolas" w:hAnsi="Consolas"/>
+                <w:sz w:val="19"/>
+              </w:rPr>
+              <w:t>PIT_ITEMNO</w:t>
+            </w:r>
+            <w:r>
+              <w:t xml:space="preserve">, </w:t>
+            </w:r>
+            <w:r>
+              <w:rPr>
+                <w:rFonts w:ascii="Consolas" w:hAnsi="Consolas"/>
+                <w:sz w:val="19"/>
+              </w:rPr>
+              <w:t>PIT_NAME</w:t>
+            </w:r>
+            <w:r>
+              <w:t xml:space="preserve">, </w:t>
+            </w:r>
+            <w:r>
+              <w:rPr>
+                <w:rFonts w:ascii="Consolas" w:hAnsi="Consolas"/>
+                <w:sz w:val="19"/>
+              </w:rPr>
+              <w:t>UOM_AUTOID</w:t>
+            </w:r>
+            <w:r>
+              <w:t xml:space="preserve">, </w:t>
+            </w:r>
+            <w:r>
+              <w:rPr>
+                <w:rFonts w:ascii="Consolas" w:hAnsi="Consolas"/>
+                <w:sz w:val="19"/>
+              </w:rPr>
+              <w:t>UOM_NAME</w:t>
+            </w:r>
+            <w:r>
+              <w:t xml:space="preserve">, </w:t>
+            </w:r>
+            <w:r>
+              <w:rPr>
+                <w:rFonts w:ascii="Consolas" w:hAnsi="Consolas"/>
+                <w:sz w:val="19"/>
+              </w:rPr>
+              <w:t>CurrentStock</w:t>
+            </w:r>
+            <w:r>
+              <w:t xml:space="preserve">, </w:t>
+            </w:r>
+            <w:r>
+              <w:rPr>
+                <w:rFonts w:ascii="Consolas" w:hAnsi="Consolas"/>
+                <w:sz w:val="19"/>
+              </w:rPr>
+              <w:t>LatesPurPrice</w:t>
+            </w:r>
+            <w:r>
+              <w:t xml:space="preserve">, </w:t>
+            </w:r>
+            <w:r>
+              <w:rPr>
+                <w:rFonts w:ascii="Consolas" w:hAnsi="Consolas"/>
+                <w:sz w:val="19"/>
+              </w:rPr>
+              <w:t>UNITPRICE</w:t>
+            </w:r>
+            <w:r>
+              <w:t xml:space="preserve">, </w:t>
+            </w:r>
+            <w:r>
+              <w:rPr>
+                <w:rFonts w:ascii="Consolas" w:hAnsi="Consolas"/>
+                <w:sz w:val="19"/>
+              </w:rPr>
+              <w:t>WH_AUTOID</w:t>
+            </w:r>
+            <w:r>
+              <w:t>…</w:t>
+            </w:r>
+          </w:p>
+        </w:tc>
+        <w:tc>
+          <w:tcPr>
+            <w:tcW w:type="dxa" w:w="2880"/>
+          </w:tcPr>
+          <w:p>
+            <w:r/>
+            <w:r>
+              <w:rPr>
+                <w:b/>
+              </w:rPr>
+              <w:t>chưa có dầu diesel</w:t>
+            </w:r>
+            <w:r>
+              <w:t xml:space="preserve"> (đơn vị </w:t>
+            </w:r>
+            <w:r>
+              <w:rPr>
+                <w:b/>
+              </w:rPr>
+              <w:t>lít</w:t>
+            </w:r>
+            <w:r>
+              <w:t xml:space="preserve">) và </w:t>
+            </w:r>
+            <w:r>
+              <w:rPr>
+                <w:b/>
+              </w:rPr>
+              <w:t>danh mục phụ tùng xe</w:t>
+            </w:r>
+          </w:p>
+        </w:tc>
+      </w:tr>
+      <w:tr>
+        <w:tc>
+          <w:tcPr>
+            <w:tcW w:type="dxa" w:w="2880"/>
+          </w:tcPr>
+          <w:p>
+            <w:r/>
+            <w:r>
+              <w:t>Loại chứng từ kho (</w:t>
+            </w:r>
+            <w:r>
+              <w:rPr>
+                <w:rFonts w:ascii="Consolas" w:hAnsi="Consolas"/>
+                <w:sz w:val="19"/>
+              </w:rPr>
+              <w:t>GetDocType {OrgId, LangId}</w:t>
+            </w:r>
+            <w:r>
+              <w:t>)</w:t>
+            </w:r>
+          </w:p>
+        </w:tc>
+        <w:tc>
+          <w:tcPr>
+            <w:tcW w:type="dxa" w:w="2880"/>
+          </w:tcPr>
+          <w:p>
+            <w:r/>
+            <w:r>
+              <w:t xml:space="preserve">26 loại. Bên em cần: </w:t>
+            </w:r>
+            <w:r>
+              <w:rPr>
+                <w:b/>
+              </w:rPr>
+              <w:t>65 "Xuất nội bộ"</w:t>
+            </w:r>
+            <w:r>
+              <w:t xml:space="preserve"> (xe nhà) · </w:t>
+            </w:r>
+            <w:r>
+              <w:rPr>
+                <w:b/>
+              </w:rPr>
+              <w:t>44 "Xuất kho hàng bán"</w:t>
+            </w:r>
+            <w:r>
+              <w:t xml:space="preserve"> (xe thuê — xuất bán, mục 5) · 42 "Nhập kho hàng hoá" · 33 "Xuất chuyển kho" · 66 "Nhập kho nội bộ" · 39 / 40 Xuất / Nhập điều chỉnh · 64 "Xuất hủy". Cột trả về chỉ có </w:t>
+            </w:r>
+            <w:r>
+              <w:rPr>
+                <w:rFonts w:ascii="Consolas" w:hAnsi="Consolas"/>
+                <w:sz w:val="19"/>
+              </w:rPr>
+              <w:t>DOTY_AUTOID</w:t>
+            </w:r>
+            <w:r>
+              <w:t xml:space="preserve">, </w:t>
+            </w:r>
+            <w:r>
+              <w:rPr>
+                <w:rFonts w:ascii="Consolas" w:hAnsi="Consolas"/>
+                <w:sz w:val="19"/>
+              </w:rPr>
+              <w:t>DOTY_NAME</w:t>
+            </w:r>
+            <w:r>
+              <w:t xml:space="preserve">, </w:t>
+            </w:r>
+            <w:r>
+              <w:rPr>
+                <w:rFonts w:ascii="Consolas" w:hAnsi="Consolas"/>
+                <w:sz w:val="19"/>
+              </w:rPr>
+              <w:t>DOTY_ISICINPUT</w:t>
+            </w:r>
+            <w:r>
+              <w:t xml:space="preserve">, </w:t>
+            </w:r>
+            <w:r>
+              <w:rPr>
+                <w:rFonts w:ascii="Consolas" w:hAnsi="Consolas"/>
+                <w:sz w:val="19"/>
+              </w:rPr>
+              <w:t>DOTY_ISICOUTPUT</w:t>
+            </w:r>
+            <w:r>
+              <w:t xml:space="preserve"> — </w:t>
+            </w:r>
+            <w:r>
+              <w:rPr>
+                <w:b/>
+              </w:rPr>
+              <w:t>không có `OfSubsystem`</w:t>
+            </w:r>
+          </w:p>
+        </w:tc>
+        <w:tc>
+          <w:tcPr>
+            <w:tcW w:type="dxa" w:w="2880"/>
+          </w:tcPr>
+          <w:p>
+            <w:r/>
+            <w:r>
+              <w:t xml:space="preserve">xin anh xác nhận </w:t>
+            </w:r>
+            <w:r>
+              <w:rPr>
+                <w:b/>
+              </w:rPr>
+              <w:t>65 và 44 đúng cho hai việc này</w:t>
+            </w:r>
+            <w:r>
+              <w:t xml:space="preserve">, và </w:t>
+            </w:r>
+            <w:r>
+              <w:rPr>
+                <w:rFonts w:ascii="Consolas" w:hAnsi="Consolas"/>
+                <w:sz w:val="19"/>
+              </w:rPr>
+              <w:t>OfSubsystem</w:t>
+            </w:r>
+            <w:r>
+              <w:t xml:space="preserve"> đi kèm là số nào. Gửi </w:t>
+            </w:r>
+            <w:r>
+              <w:rPr>
+                <w:rFonts w:ascii="Consolas" w:hAnsi="Consolas"/>
+                <w:sz w:val="19"/>
+              </w:rPr>
+              <w:t>IsInput: 1</w:t>
+            </w:r>
+            <w:r>
+              <w:t xml:space="preserve"> thì trả </w:t>
+            </w:r>
+            <w:r>
+              <w:rPr>
+                <w:b/>
+              </w:rPr>
+              <w:t>rỗng</w:t>
+            </w:r>
+            <w:r>
+              <w:t xml:space="preserve">; gửi </w:t>
+            </w:r>
+            <w:r>
+              <w:rPr>
+                <w:rFonts w:ascii="Consolas" w:hAnsi="Consolas"/>
+                <w:sz w:val="19"/>
+              </w:rPr>
+              <w:t>IsInput: true</w:t>
+            </w:r>
+            <w:r>
+              <w:t xml:space="preserve"> thì </w:t>
+            </w:r>
+            <w:r>
+              <w:rPr>
+                <w:b/>
+              </w:rPr>
+              <w:t>lỗi 400</w:t>
+            </w:r>
+          </w:p>
+        </w:tc>
+      </w:tr>
+      <w:tr>
+        <w:tc>
+          <w:tcPr>
+            <w:tcW w:type="dxa" w:w="2880"/>
+          </w:tcPr>
+          <w:p>
+            <w:r/>
+            <w:r>
+              <w:t>Tên loại chứng từ</w:t>
+            </w:r>
+          </w:p>
+        </w:tc>
+        <w:tc>
+          <w:tcPr>
+            <w:tcW w:type="dxa" w:w="2880"/>
+          </w:tcPr>
+          <w:p>
+            <w:r/>
+            <w:r>
+              <w:t xml:space="preserve">mã 151–154 hiện </w:t>
+            </w:r>
+            <w:r>
+              <w:rPr>
+                <w:b/>
+              </w:rPr>
+              <w:t>chữ lỗi mã hoá</w:t>
+            </w:r>
+            <w:r>
+              <w:t xml:space="preserve"> (kiểu "Nháº…p kho nguyÃªn…"). Đúng ra là "Nhập kho nguyên vật liệu", "Nhập kho sản xuất", "Xuất kho sản xuất", "Xuất kho nguyên vật liệu"</w:t>
+            </w:r>
+          </w:p>
+        </w:tc>
+        <w:tc>
+          <w:tcPr>
+            <w:tcW w:type="dxa" w:w="2880"/>
+          </w:tcPr>
+          <w:p>
+            <w:r/>
+            <w:r>
+              <w:t>xin anh sửa dữ liệu tên</w:t>
+            </w:r>
+          </w:p>
+        </w:tc>
+      </w:tr>
+      <w:tr>
+        <w:tc>
+          <w:tcPr>
+            <w:tcW w:type="dxa" w:w="2880"/>
+          </w:tcPr>
+          <w:p>
+            <w:r/>
+            <w:r>
+              <w:t>Trạng thái chứng từ (</w:t>
+            </w:r>
+            <w:r>
+              <w:rPr>
+                <w:rFonts w:ascii="Consolas" w:hAnsi="Consolas"/>
+                <w:sz w:val="19"/>
+              </w:rPr>
+              <w:t>GetDocStatus</w:t>
+            </w:r>
+            <w:r>
+              <w:t>)</w:t>
+            </w:r>
+          </w:p>
+        </w:tc>
+        <w:tc>
+          <w:tcPr>
+            <w:tcW w:type="dxa" w:w="2880"/>
+          </w:tcPr>
+          <w:p>
+            <w:r/>
+            <w:r>
+              <w:t>1 Tạo mới · 4 Sổ kho · 12 Ghi sổ chính · 13 Ghi sổ tạm · 14 Lỗi · 16 Đã sửa lỗi</w:t>
+            </w:r>
+          </w:p>
+        </w:tc>
+        <w:tc>
+          <w:tcPr>
+            <w:tcW w:type="dxa" w:w="2880"/>
+          </w:tcPr>
+          <w:p>
+            <w:r/>
+            <w:r>
+              <w:t xml:space="preserve">bên em coi "đã cấp" khi phiếu ở </w:t>
+            </w:r>
+            <w:r>
+              <w:rPr>
+                <w:b/>
+              </w:rPr>
+              <w:t>12 Ghi sổ chính</w:t>
+            </w:r>
+            <w:r>
+              <w:t xml:space="preserve"> — anh xác nhận</w:t>
+            </w:r>
+          </w:p>
+        </w:tc>
+      </w:tr>
+      <w:tr>
+        <w:tc>
+          <w:tcPr>
+            <w:tcW w:type="dxa" w:w="2880"/>
+          </w:tcPr>
+          <w:p>
+            <w:r/>
+            <w:r>
+              <w:t>Tiền tệ</w:t>
+            </w:r>
+          </w:p>
+        </w:tc>
+        <w:tc>
+          <w:tcPr>
+            <w:tcW w:type="dxa" w:w="2880"/>
+          </w:tcPr>
+          <w:p>
+            <w:r/>
+            <w:r>
+              <w:t>3 = VND, 26 = LAK</w:t>
+            </w:r>
+          </w:p>
+        </w:tc>
+        <w:tc>
+          <w:tcPr>
+            <w:tcW w:type="dxa" w:w="2880"/>
+          </w:tcPr>
+          <w:p>
+            <w:r/>
+            <w:r>
+              <w:rPr>
+                <w:b/>
+              </w:rPr>
+              <w:t>giá vốn bên Lào tính bằng LAK</w:t>
+            </w:r>
+            <w:r>
+              <w:t xml:space="preserve"> → </w:t>
+            </w:r>
+            <w:r>
+              <w:rPr>
+                <w:rFonts w:ascii="Consolas" w:hAnsi="Consolas"/>
+                <w:sz w:val="19"/>
+              </w:rPr>
+              <w:t>CurAutoId</w:t>
+            </w:r>
+            <w:r>
+              <w:t xml:space="preserve"> = 26, không để mặc định</w:t>
+            </w:r>
+          </w:p>
+        </w:tc>
+      </w:tr>
+    </w:tbl>
+    <w:p/>
+    <w:p>
+      <w:pPr>
+        <w:jc w:val="both"/>
+      </w:pPr>
+      <w:r>
+        <w:t>#### 13.6.3. Tồn và giá vốn</w:t>
+      </w:r>
+    </w:p>
+    <w:tbl>
+      <w:tblPr>
+        <w:tblStyle w:val="LightGrid-Accent1"/>
+        <w:tblW w:type="auto" w:w="0"/>
+        <w:tblLook w:firstColumn="1" w:firstRow="1" w:lastColumn="0" w:lastRow="0" w:noHBand="0" w:noVBand="1" w:val="04A0"/>
+      </w:tblPr>
+      <w:tblGrid>
+        <w:gridCol w:w="4320"/>
+        <w:gridCol w:w="4320"/>
+      </w:tblGrid>
+      <w:tr>
+        <w:tc>
+          <w:tcPr>
+            <w:tcW w:type="dxa" w:w="4320"/>
+          </w:tcPr>
+          <w:p>
+            <w:r>
+              <w:rPr>
+                <w:b/>
+              </w:rPr>
+            </w:r>
+            <w:r>
+              <w:rPr>
+                <w:b/>
+              </w:rPr>
+              <w:t>Đường</w:t>
+            </w:r>
+          </w:p>
+        </w:tc>
+        <w:tc>
+          <w:tcPr>
+            <w:tcW w:type="dxa" w:w="4320"/>
+          </w:tcPr>
+          <w:p>
+            <w:r>
+              <w:rPr>
+                <w:b/>
+              </w:rPr>
+            </w:r>
+            <w:r>
+              <w:rPr>
+                <w:b/>
+              </w:rPr>
+              <w:t>Kết quả</w:t>
+            </w:r>
+          </w:p>
+        </w:tc>
+      </w:tr>
+      <w:tr>
+        <w:tc>
+          <w:tcPr>
+            <w:tcW w:type="dxa" w:w="4320"/>
+          </w:tcPr>
+          <w:p>
+            <w:r/>
+            <w:r>
+              <w:rPr>
+                <w:rFonts w:ascii="Consolas" w:hAnsi="Consolas"/>
+                <w:sz w:val="19"/>
+              </w:rPr>
+              <w:t>POST /api/v1/supply-chain/inventory/now</w:t>
+            </w:r>
+            <w:r>
+              <w:t xml:space="preserve"> </w:t>
+            </w:r>
+            <w:r>
+              <w:rPr>
+                <w:rFonts w:ascii="Consolas" w:hAnsi="Consolas"/>
+                <w:sz w:val="19"/>
+              </w:rPr>
+              <w:t>{OrgId, ChoiceOrgId, WhId, ItemNos: "", LangId}</w:t>
+            </w:r>
+          </w:p>
+        </w:tc>
+        <w:tc>
+          <w:tcPr>
+            <w:tcW w:type="dxa" w:w="4320"/>
+          </w:tcPr>
+          <w:p>
+            <w:r/>
+            <w:r>
+              <w:t xml:space="preserve">kho thử 18 (đơn vị 5) và kho 12 (đơn vị 1368): </w:t>
+            </w:r>
+            <w:r>
+              <w:rPr>
+                <w:b/>
+              </w:rPr>
+              <w:t>trả rỗng</w:t>
+            </w:r>
+            <w:r>
+              <w:t>, không lỗi</w:t>
+            </w:r>
+          </w:p>
+        </w:tc>
+      </w:tr>
+      <w:tr>
+        <w:tc>
+          <w:tcPr>
+            <w:tcW w:type="dxa" w:w="4320"/>
+          </w:tcPr>
+          <w:p>
+            <w:r/>
+            <w:r>
+              <w:rPr>
+                <w:rFonts w:ascii="Consolas" w:hAnsi="Consolas"/>
+                <w:sz w:val="19"/>
+              </w:rPr>
+              <w:t>GET /api/v1/report/inventory/now/1368</w:t>
+            </w:r>
+          </w:p>
+        </w:tc>
+        <w:tc>
+          <w:tcPr>
+            <w:tcW w:type="dxa" w:w="4320"/>
+          </w:tcPr>
+          <w:p>
+            <w:r/>
+            <w:r>
+              <w:rPr>
+                <w:b/>
+              </w:rPr>
+              <w:t>lỗi 500</w:t>
+            </w:r>
+            <w:r>
+              <w:t xml:space="preserve"> ("Hệ thống chưa xử lý được yêu cầu…"). Nhiều khả năng đây là thủ tục lưu còn thiếu, đúng như ghi chú của anh</w:t>
+            </w:r>
+          </w:p>
+        </w:tc>
+      </w:tr>
+      <w:tr>
+        <w:tc>
+          <w:tcPr>
+            <w:tcW w:type="dxa" w:w="4320"/>
+          </w:tcPr>
+          <w:p>
+            <w:r/>
+            <w:r>
+              <w:rPr>
+                <w:rFonts w:ascii="Consolas" w:hAnsi="Consolas"/>
+                <w:sz w:val="19"/>
+              </w:rPr>
+              <w:t>GET /api/v1/report/inventory/now/5</w:t>
+            </w:r>
+          </w:p>
+        </w:tc>
+        <w:tc>
+          <w:tcPr>
+            <w:tcW w:type="dxa" w:w="4320"/>
+          </w:tcPr>
+          <w:p>
+            <w:r/>
+            <w:r>
+              <w:t xml:space="preserve">chạy, </w:t>
+            </w:r>
+            <w:r>
+              <w:rPr>
+                <w:b/>
+              </w:rPr>
+              <w:t>12 dòng</w:t>
+            </w:r>
+            <w:r>
+              <w:t xml:space="preserve">, nhưng là hàng của </w:t>
+            </w:r>
+            <w:r>
+              <w:rPr>
+                <w:b/>
+              </w:rPr>
+              <w:t>đơn vị 1368</w:t>
+            </w:r>
+            <w:r>
+              <w:t xml:space="preserve"> (kho 8, 9…). Tham số đường có vẻ không lọc theo đơn vị — xin anh xem lại</w:t>
+            </w:r>
+          </w:p>
+        </w:tc>
+      </w:tr>
+      <w:tr>
+        <w:tc>
+          <w:tcPr>
+            <w:tcW w:type="dxa" w:w="4320"/>
+          </w:tcPr>
+          <w:p>
+            <w:r/>
+            <w:r>
+              <w:t>Cột của báo cáo tồn</w:t>
+            </w:r>
+          </w:p>
+        </w:tc>
+        <w:tc>
+          <w:tcPr>
+            <w:tcW w:type="dxa" w:w="4320"/>
+          </w:tcPr>
+          <w:p>
+            <w:r/>
+            <w:r>
+              <w:rPr>
+                <w:rFonts w:ascii="Consolas" w:hAnsi="Consolas"/>
+                <w:sz w:val="19"/>
+              </w:rPr>
+              <w:t>WH_AUTOID</w:t>
+            </w:r>
+            <w:r>
+              <w:t xml:space="preserve">, </w:t>
+            </w:r>
+            <w:r>
+              <w:rPr>
+                <w:rFonts w:ascii="Consolas" w:hAnsi="Consolas"/>
+                <w:sz w:val="19"/>
+              </w:rPr>
+              <w:t>WH_NAME</w:t>
+            </w:r>
+            <w:r>
+              <w:t xml:space="preserve">, </w:t>
+            </w:r>
+            <w:r>
+              <w:rPr>
+                <w:rFonts w:ascii="Consolas" w:hAnsi="Consolas"/>
+                <w:sz w:val="19"/>
+              </w:rPr>
+              <w:t>PIT_AUTOID</w:t>
+            </w:r>
+            <w:r>
+              <w:t xml:space="preserve">, </w:t>
+            </w:r>
+            <w:r>
+              <w:rPr>
+                <w:rFonts w:ascii="Consolas" w:hAnsi="Consolas"/>
+                <w:sz w:val="19"/>
+              </w:rPr>
+              <w:t>PIT_ITEMNO</w:t>
+            </w:r>
+            <w:r>
+              <w:t xml:space="preserve">, </w:t>
+            </w:r>
+            <w:r>
+              <w:rPr>
+                <w:rFonts w:ascii="Consolas" w:hAnsi="Consolas"/>
+                <w:sz w:val="19"/>
+              </w:rPr>
+              <w:t>PIT_NAME</w:t>
+            </w:r>
+            <w:r>
+              <w:t xml:space="preserve">, </w:t>
+            </w:r>
+            <w:r>
+              <w:rPr>
+                <w:rFonts w:ascii="Consolas" w:hAnsi="Consolas"/>
+                <w:sz w:val="19"/>
+              </w:rPr>
+              <w:t>UOM_NAME</w:t>
+            </w:r>
+            <w:r>
+              <w:t xml:space="preserve">, </w:t>
+            </w:r>
+            <w:r>
+              <w:rPr>
+                <w:rFonts w:ascii="Consolas" w:hAnsi="Consolas"/>
+                <w:sz w:val="19"/>
+              </w:rPr>
+              <w:t>BeginStock</w:t>
+            </w:r>
+            <w:r>
+              <w:t xml:space="preserve">, </w:t>
+            </w:r>
+            <w:r>
+              <w:rPr>
+                <w:rFonts w:ascii="Consolas" w:hAnsi="Consolas"/>
+                <w:sz w:val="19"/>
+              </w:rPr>
+              <w:t>InQty</w:t>
+            </w:r>
+            <w:r>
+              <w:t xml:space="preserve">, </w:t>
+            </w:r>
+            <w:r>
+              <w:rPr>
+                <w:rFonts w:ascii="Consolas" w:hAnsi="Consolas"/>
+                <w:sz w:val="19"/>
+              </w:rPr>
+              <w:t>OutQty</w:t>
+            </w:r>
+            <w:r>
+              <w:t xml:space="preserve">, </w:t>
+            </w:r>
+            <w:r>
+              <w:rPr>
+                <w:rFonts w:ascii="Consolas" w:hAnsi="Consolas"/>
+                <w:sz w:val="19"/>
+              </w:rPr>
+              <w:t>StockTake</w:t>
+            </w:r>
+            <w:r>
+              <w:t xml:space="preserve">, </w:t>
+            </w:r>
+            <w:r>
+              <w:rPr>
+                <w:rFonts w:ascii="Consolas" w:hAnsi="Consolas"/>
+                <w:sz w:val="19"/>
+              </w:rPr>
+              <w:t>Balance</w:t>
+            </w:r>
+            <w:r>
+              <w:t xml:space="preserve"> — </w:t>
+            </w:r>
+            <w:r>
+              <w:rPr>
+                <w:b/>
+              </w:rPr>
+              <w:t>chỉ có số lượng, không có giá</w:t>
+            </w:r>
+          </w:p>
+        </w:tc>
+      </w:tr>
+    </w:tbl>
+    <w:p/>
+    <w:p>
+      <w:pPr>
+        <w:jc w:val="both"/>
+      </w:pPr>
+      <w:r>
+        <w:t xml:space="preserve">Bên em cần </w:t>
+      </w:r>
+      <w:r>
+        <w:rPr>
+          <w:b/>
+        </w:rPr>
+        <w:t>giá vốn bình quân theo kho × mặt hàng</w:t>
+      </w:r>
+      <w:r>
+        <w:t xml:space="preserve"> (mục 6), ở một trong hai chỗ:</w:t>
+      </w:r>
+    </w:p>
+    <w:p>
+      <w:pPr>
+        <w:pStyle w:val="ListBullet"/>
+      </w:pPr>
+      <w:r>
+        <w:t>trong tồn tức thời; hoặc</w:t>
+      </w:r>
+    </w:p>
+    <w:p>
+      <w:pPr>
+        <w:pStyle w:val="ListBullet"/>
+      </w:pPr>
+      <w:r>
+        <w:t xml:space="preserve">trả về lúc </w:t>
+      </w:r>
+      <w:r>
+        <w:rPr>
+          <w:rFonts w:ascii="Consolas" w:hAnsi="Consolas"/>
+          <w:sz w:val="19"/>
+        </w:rPr>
+        <w:t>CreateStockOut</w:t>
+      </w:r>
+      <w:r>
+        <w:t xml:space="preserve"> (giá vốn của chính lần xuất đó).</w:t>
+      </w:r>
+    </w:p>
+    <w:p>
+      <w:pPr>
+        <w:jc w:val="both"/>
+      </w:pPr>
+      <w:r>
+        <w:t>Có giá đó thì dòng dầu kho, phụ tùng kho trên phiếu xuất xe và màn Xem kho mới đúng.</w:t>
+      </w:r>
+    </w:p>
+    <w:p>
+      <w:pPr>
+        <w:jc w:val="both"/>
+      </w:pPr>
+      <w:r>
+        <w:t>#### 13.6.4. Việc xin anh làm — xếp theo thứ tự cần trước</w:t>
+      </w:r>
+    </w:p>
+    <w:p>
+      <w:pPr>
+        <w:pStyle w:val="ListNumber"/>
+      </w:pPr>
+      <w:r>
+        <w:rPr>
+          <w:b/>
+        </w:rPr>
+        <w:t>Chốt máy</w:t>
+      </w:r>
+      <w:r>
+        <w:t xml:space="preserve"> bên em nối vào (13.6 (A)), cùng chủ dự án.</w:t>
+      </w:r>
+    </w:p>
+    <w:p>
+      <w:pPr>
+        <w:pStyle w:val="ListNumber"/>
+      </w:pPr>
+      <w:r>
+        <w:rPr>
+          <w:b/>
+        </w:rPr>
+        <w:t>Bổ sung thủ tục lưu</w:t>
+      </w:r>
+      <w:r>
+        <w:t xml:space="preserve"> còn thiếu vào DB của máy đó: </w:t>
+      </w:r>
+      <w:r>
+        <w:rPr>
+          <w:rFonts w:ascii="Consolas" w:hAnsi="Consolas"/>
+          <w:sz w:val="19"/>
+        </w:rPr>
+        <w:t>report/inventory/now/{orgId}</w:t>
+      </w:r>
+      <w:r>
+        <w:t xml:space="preserve"> đang lỗi 500, </w:t>
+      </w:r>
+      <w:r>
+        <w:rPr>
+          <w:rFonts w:ascii="Consolas" w:hAnsi="Consolas"/>
+          <w:sz w:val="19"/>
+        </w:rPr>
+        <w:t>inventory/now</w:t>
+      </w:r>
+      <w:r>
+        <w:t xml:space="preserve"> đang trả rỗng.</w:t>
+      </w:r>
+    </w:p>
+    <w:p>
+      <w:pPr>
+        <w:pStyle w:val="ListNumber"/>
+      </w:pPr>
+      <w:r>
+        <w:rPr>
+          <w:b/>
+        </w:rPr>
+        <w:t>Tạo kho EPL Lào</w:t>
+      </w:r>
+      <w:r>
+        <w:t xml:space="preserve"> (kho dầu, kho phụ tùng) trong đơn vị EPL Lào mà anh Tune tạo.</w:t>
+      </w:r>
+    </w:p>
+    <w:p>
+      <w:pPr>
+        <w:pStyle w:val="ListNumber"/>
+      </w:pPr>
+      <w:r>
+        <w:rPr>
+          <w:b/>
+        </w:rPr>
+        <w:t>Tạo mặt hàng</w:t>
+      </w:r>
+      <w:r>
+        <w:t xml:space="preserve"> dầu diesel (lít) và danh mục phụ tùng.</w:t>
+      </w:r>
+    </w:p>
+    <w:p>
+      <w:pPr>
+        <w:pStyle w:val="ListNumber"/>
+      </w:pPr>
+      <w:r>
+        <w:rPr>
+          <w:b/>
+        </w:rPr>
+        <w:t>Xác nhận loại chứng từ 65 / 44</w:t>
+      </w:r>
+      <w:r>
+        <w:t xml:space="preserve"> và </w:t>
+      </w:r>
+      <w:r>
+        <w:rPr>
+          <w:rFonts w:ascii="Consolas" w:hAnsi="Consolas"/>
+          <w:sz w:val="19"/>
+        </w:rPr>
+        <w:t>OfSubsystem</w:t>
+      </w:r>
+      <w:r>
+        <w:t xml:space="preserve"> đi kèm.</w:t>
+      </w:r>
+    </w:p>
+    <w:p>
+      <w:pPr>
+        <w:pStyle w:val="ListNumber"/>
+      </w:pPr>
+      <w:r>
+        <w:rPr>
+          <w:b/>
+        </w:rPr>
+        <w:t>Trả giá vốn bình quân</w:t>
+      </w:r>
+      <w:r>
+        <w:t xml:space="preserve"> (13.6.3).</w:t>
+      </w:r>
+    </w:p>
+    <w:p>
+      <w:pPr>
+        <w:pStyle w:val="ListNumber"/>
+      </w:pPr>
+      <w:r>
+        <w:rPr>
+          <w:b/>
+        </w:rPr>
+        <w:t>Chặn trùng theo `RefDocumentNo`</w:t>
+      </w:r>
+      <w:r>
+        <w:t xml:space="preserve"> (13.5 (5)).</w:t>
+      </w:r>
+    </w:p>
+    <w:p>
+      <w:pPr>
+        <w:pStyle w:val="ListNumber"/>
+      </w:pPr>
+      <w:r>
+        <w:t xml:space="preserve">Sửa </w:t>
+      </w:r>
+      <w:r>
+        <w:rPr>
+          <w:b/>
+        </w:rPr>
+        <w:t>tên loại chứng từ 151–154</w:t>
+      </w:r>
+      <w:r>
+        <w:t>.</w:t>
+      </w:r>
+    </w:p>
+    <w:p>
+      <w:pPr>
+        <w:pStyle w:val="ListNumber"/>
+      </w:pPr>
+      <w:r>
+        <w:t xml:space="preserve">Trả lời 13.5 (4): </w:t>
+      </w:r>
+      <w:r>
+        <w:rPr>
+          <w:b/>
+        </w:rPr>
+        <w:t>cấp dầu theo mã QR</w:t>
+      </w:r>
+      <w:r>
+        <w:t xml:space="preserve"> ở màn nào.</w:t>
       </w:r>
     </w:p>
     <w:sectPr>

--- a/DOCS/word/HOP_DONG_API_KHO_ANH_TOAN.docx
+++ b/DOCS/word/HOP_DONG_API_KHO_ANH_TOAN.docx
@@ -19135,19 +19135,56 @@
         <w:rPr>
           <w:b/>
         </w:rPr>
-        <w:t>Câu hỏi 13.6 (A):</w:t>
-      </w:r>
-      <w:r>
-        <w:t xml:space="preserve"> bên em nối vào </w:t>
+        <w:t>Bên em nối kho vào API RIÊNG của anh</w:t>
+      </w:r>
+      <w:r>
+        <w:t xml:space="preserve"> (bản anh gửi), không nối vào phần kho trên máy </w:t>
+      </w:r>
+      <w:r>
+        <w:rPr>
+          <w:rFonts w:ascii="Consolas" w:hAnsi="Consolas"/>
+          <w:sz w:val="19"/>
+        </w:rPr>
+        <w:t>demo-lao-api</w:t>
+      </w:r>
+      <w:r>
+        <w:t>. Chủ dự án đã chốt ngày 30/09.</w:t>
+      </w:r>
+    </w:p>
+    <w:p>
+      <w:pPr>
+        <w:pStyle w:val="ListBullet"/>
+      </w:pPr>
+      <w:r>
+        <w:t xml:space="preserve">Phần kho trên </w:t>
+      </w:r>
+      <w:r>
+        <w:rPr>
+          <w:rFonts w:ascii="Consolas" w:hAnsi="Consolas"/>
+          <w:sz w:val="19"/>
+        </w:rPr>
+        <w:t>demo-lao-api</w:t>
+      </w:r>
+      <w:r>
+        <w:t xml:space="preserve"> bên em </w:t>
       </w:r>
       <w:r>
         <w:rPr>
           <w:b/>
         </w:rPr>
-        <w:t>máy nào</w:t>
-      </w:r>
-      <w:r>
-        <w:t>?</w:t>
+        <w:t>chỉ dùng để tham khảo</w:t>
+      </w:r>
+      <w:r>
+        <w:t xml:space="preserve">: khuôn trả về và tên loại chứng từ của lõi Golden SME. Các số ID ở 13.6.2 là </w:t>
+      </w:r>
+      <w:r>
+        <w:rPr>
+          <w:b/>
+        </w:rPr>
+        <w:t>ID của máy `demo-lao-api`</w:t>
+      </w:r>
+      <w:r>
+        <w:t>. Trên máy của anh, ID có thể khác — xin anh cấp lại theo bảng 13.4.</w:t>
       </w:r>
     </w:p>
     <w:p>
@@ -19155,44 +19192,7 @@
         <w:pStyle w:val="ListBullet"/>
       </w:pPr>
       <w:r>
-        <w:rPr>
-          <w:b/>
-        </w:rPr>
-        <w:t>(a) `demo-lao-api`</w:t>
-      </w:r>
-      <w:r>
-        <w:t>: phần kho đã chạy trên cùng máy, cùng token với kế toán anh Tune. Anh chỉ bổ sung dữ liệu và thủ tục lưu vào DB của máy đó.</w:t>
-      </w:r>
-    </w:p>
-    <w:p>
-      <w:pPr>
-        <w:pStyle w:val="ListBullet"/>
-      </w:pPr>
-      <w:r>
-        <w:rPr>
-          <w:b/>
-        </w:rPr>
-        <w:t>(b) bản anh gửi</w:t>
-      </w:r>
-      <w:r>
-        <w:t>: chạy riêng một máy, trỏ DB bên Lào.</w:t>
-      </w:r>
-    </w:p>
-    <w:p>
-      <w:pPr>
-        <w:jc w:val="both"/>
-      </w:pPr>
-      <w:r>
-        <w:t xml:space="preserve">Bên em đề nghị </w:t>
-      </w:r>
-      <w:r>
-        <w:rPr>
-          <w:b/>
-        </w:rPr>
-        <w:t>(a)</w:t>
-      </w:r>
-      <w:r>
-        <w:t>: một máy, một danh mục đối tượng, một token. Chủ dự án chốt với anh; bên em không tự dựng hay trỏ DB bản nào.</w:t>
+        <w:t>Máy chạy API của anh, và DB bên Lào: chủ dự án chốt với anh (13.5 (1)). Bên em không tự dựng hay trỏ DB bản nào.</w:t>
       </w:r>
     </w:p>
     <w:p>
@@ -19257,6 +19257,12 @@
               </w:rPr>
               <w:t>demo-lao-api</w:t>
             </w:r>
+            <w:r>
+              <w:rPr>
+                <w:b/>
+              </w:rPr>
+              <w:t xml:space="preserve"> (chỉ để tham khảo)</w:t>
+            </w:r>
           </w:p>
         </w:tc>
         <w:tc>
@@ -19273,7 +19279,7 @@
               <w:rPr>
                 <w:b/>
               </w:rPr>
-              <w:t>Còn thiếu</w:t>
+              <w:t>Việc trên API của anh</w:t>
             </w:r>
           </w:p>
         </w:tc>
@@ -20365,10 +20371,10 @@
         <w:rPr>
           <w:b/>
         </w:rPr>
-        <w:t>Chốt máy</w:t>
-      </w:r>
-      <w:r>
-        <w:t xml:space="preserve"> bên em nối vào (13.6 (A)), cùng chủ dự án.</w:t>
+        <w:t>Chốt máy chạy API của anh và DB bên Lào</w:t>
+      </w:r>
+      <w:r>
+        <w:t xml:space="preserve"> (13.5 (1)), cùng chủ dự án.</w:t>
       </w:r>
     </w:p>
     <w:p>
@@ -20382,27 +20388,37 @@
         <w:t>Bổ sung thủ tục lưu</w:t>
       </w:r>
       <w:r>
-        <w:t xml:space="preserve"> còn thiếu vào DB của máy đó: </w:t>
+        <w:t xml:space="preserve"> còn thiếu vào DB bên Lào (đúng ghi chú của anh). Trên máy </w:t>
       </w:r>
       <w:r>
         <w:rPr>
           <w:rFonts w:ascii="Consolas" w:hAnsi="Consolas"/>
           <w:sz w:val="19"/>
         </w:rPr>
-        <w:t>report/inventory/now/{orgId}</w:t>
-      </w:r>
-      <w:r>
-        <w:t xml:space="preserve"> đang lỗi 500, </w:t>
+        <w:t>demo-lao-api</w:t>
+      </w:r>
+      <w:r>
+        <w:t xml:space="preserve">, </w:t>
       </w:r>
       <w:r>
         <w:rPr>
           <w:rFonts w:ascii="Consolas" w:hAnsi="Consolas"/>
           <w:sz w:val="19"/>
         </w:rPr>
+        <w:t>report/inventory/now/{orgId}</w:t>
+      </w:r>
+      <w:r>
+        <w:t xml:space="preserve"> lỗi 500 và </w:t>
+      </w:r>
+      <w:r>
+        <w:rPr>
+          <w:rFonts w:ascii="Consolas" w:hAnsi="Consolas"/>
+          <w:sz w:val="19"/>
+        </w:rPr>
         <w:t>inventory/now</w:t>
       </w:r>
       <w:r>
-        <w:t xml:space="preserve"> đang trả rỗng.</w:t>
+        <w:t xml:space="preserve"> trả rỗng — xin anh kiểm hai đường này trên bản của anh.</w:t>
       </w:r>
     </w:p>
     <w:p>
@@ -20413,10 +20429,10 @@
         <w:rPr>
           <w:b/>
         </w:rPr>
-        <w:t>Tạo kho EPL Lào</w:t>
-      </w:r>
-      <w:r>
-        <w:t xml:space="preserve"> (kho dầu, kho phụ tùng) trong đơn vị EPL Lào mà anh Tune tạo.</w:t>
+        <w:t>Tạo đơn vị và kho EPL Lào</w:t>
+      </w:r>
+      <w:r>
+        <w:t xml:space="preserve"> (kho dầu, kho phụ tùng) trên hệ của anh.</w:t>
       </w:r>
     </w:p>
     <w:p>

--- a/DOCS/word/HOP_DONG_API_KHO_ANH_TOAN.docx
+++ b/DOCS/word/HOP_DONG_API_KHO_ANH_TOAN.docx
@@ -9956,6 +9956,840 @@
       </w:pPr>
       <w:r>
         <w:t>- lọc giá theo vai.</w:t>
+      </w:r>
+    </w:p>
+    <w:p>
+      <w:pPr>
+        <w:jc w:val="both"/>
+      </w:pPr>
+      <w:r>
+        <w:rPr>
+          <w:b/>
+        </w:rPr>
+        <w:t>Bổ sung 30/09 chiều — giao diện Xem kho mới</w:t>
+      </w:r>
+      <w:r>
+        <w:t xml:space="preserve"> (chủ dự án duyệt bản mẫu; màn vẽ bồn theo sức chứa, vạch mức an toàn, nhóm kho theo khu vực, sổ kho cả tháng, biểu đồ tồn theo ngày). Xin anh trả thêm các khoá sau. Bản tạm bên trang kế toán đã trả đúng các khoá này để anh đối chiếu.</w:t>
+      </w:r>
+    </w:p>
+    <w:tbl>
+      <w:tblPr>
+        <w:tblStyle w:val="LightGrid-Accent1"/>
+        <w:tblW w:type="auto" w:w="0"/>
+        <w:tblLook w:firstColumn="1" w:firstRow="1" w:lastColumn="0" w:lastRow="0" w:noHBand="0" w:noVBand="1" w:val="04A0"/>
+      </w:tblPr>
+      <w:tblGrid>
+        <w:gridCol w:w="2160"/>
+        <w:gridCol w:w="2160"/>
+        <w:gridCol w:w="2160"/>
+        <w:gridCol w:w="2160"/>
+      </w:tblGrid>
+      <w:tr>
+        <w:tc>
+          <w:tcPr>
+            <w:tcW w:type="dxa" w:w="2160"/>
+          </w:tcPr>
+          <w:p>
+            <w:r>
+              <w:rPr>
+                <w:b/>
+              </w:rPr>
+            </w:r>
+            <w:r>
+              <w:rPr>
+                <w:b/>
+              </w:rPr>
+              <w:t>Khối</w:t>
+            </w:r>
+          </w:p>
+        </w:tc>
+        <w:tc>
+          <w:tcPr>
+            <w:tcW w:type="dxa" w:w="2160"/>
+          </w:tcPr>
+          <w:p>
+            <w:r>
+              <w:rPr>
+                <w:b/>
+              </w:rPr>
+            </w:r>
+            <w:r>
+              <w:rPr>
+                <w:b/>
+              </w:rPr>
+              <w:t>Khoá thêm</w:t>
+            </w:r>
+          </w:p>
+        </w:tc>
+        <w:tc>
+          <w:tcPr>
+            <w:tcW w:type="dxa" w:w="2160"/>
+          </w:tcPr>
+          <w:p>
+            <w:r>
+              <w:rPr>
+                <w:b/>
+              </w:rPr>
+            </w:r>
+            <w:r>
+              <w:rPr>
+                <w:b/>
+              </w:rPr>
+              <w:t>Kiểu</w:t>
+            </w:r>
+          </w:p>
+        </w:tc>
+        <w:tc>
+          <w:tcPr>
+            <w:tcW w:type="dxa" w:w="2160"/>
+          </w:tcPr>
+          <w:p>
+            <w:r>
+              <w:rPr>
+                <w:b/>
+              </w:rPr>
+            </w:r>
+            <w:r>
+              <w:rPr>
+                <w:b/>
+              </w:rPr>
+              <w:t>Ý nghĩa</w:t>
+            </w:r>
+          </w:p>
+        </w:tc>
+      </w:tr>
+      <w:tr>
+        <w:tc>
+          <w:tcPr>
+            <w:tcW w:type="dxa" w:w="2160"/>
+          </w:tcPr>
+          <w:p>
+            <w:r/>
+            <w:r>
+              <w:rPr>
+                <w:rFonts w:ascii="Consolas" w:hAnsi="Consolas"/>
+                <w:sz w:val="19"/>
+              </w:rPr>
+              <w:t>nhien_lieu[]</w:t>
+            </w:r>
+          </w:p>
+        </w:tc>
+        <w:tc>
+          <w:tcPr>
+            <w:tcW w:type="dxa" w:w="2160"/>
+          </w:tcPr>
+          <w:p>
+            <w:r/>
+            <w:r>
+              <w:rPr>
+                <w:rFonts w:ascii="Consolas" w:hAnsi="Consolas"/>
+                <w:sz w:val="19"/>
+              </w:rPr>
+              <w:t>capacity_l</w:t>
+            </w:r>
+          </w:p>
+        </w:tc>
+        <w:tc>
+          <w:tcPr>
+            <w:tcW w:type="dxa" w:w="2160"/>
+          </w:tcPr>
+          <w:p>
+            <w:r/>
+            <w:r>
+              <w:t xml:space="preserve">số hoặc </w:t>
+            </w:r>
+            <w:r>
+              <w:rPr>
+                <w:rFonts w:ascii="Consolas" w:hAnsi="Consolas"/>
+                <w:sz w:val="19"/>
+              </w:rPr>
+              <w:t>null</w:t>
+            </w:r>
+          </w:p>
+        </w:tc>
+        <w:tc>
+          <w:tcPr>
+            <w:tcW w:type="dxa" w:w="2160"/>
+          </w:tcPr>
+          <w:p>
+            <w:r/>
+            <w:r>
+              <w:t xml:space="preserve">sức chứa bồn (lít). </w:t>
+            </w:r>
+            <w:r>
+              <w:rPr>
+                <w:rFonts w:ascii="Consolas" w:hAnsi="Consolas"/>
+                <w:sz w:val="19"/>
+              </w:rPr>
+              <w:t>null</w:t>
+            </w:r>
+            <w:r>
+              <w:t xml:space="preserve"> = kho chưa khai → màn vẽ bồn theo mức cao nhất trong tháng, không có phần trăm</w:t>
+            </w:r>
+          </w:p>
+        </w:tc>
+      </w:tr>
+      <w:tr>
+        <w:tc>
+          <w:tcPr>
+            <w:tcW w:type="dxa" w:w="2160"/>
+          </w:tcPr>
+          <w:p>
+            <w:r/>
+            <w:r>
+              <w:rPr>
+                <w:rFonts w:ascii="Consolas" w:hAnsi="Consolas"/>
+                <w:sz w:val="19"/>
+              </w:rPr>
+              <w:t>nhien_lieu[]</w:t>
+            </w:r>
+          </w:p>
+        </w:tc>
+        <w:tc>
+          <w:tcPr>
+            <w:tcW w:type="dxa" w:w="2160"/>
+          </w:tcPr>
+          <w:p>
+            <w:r/>
+            <w:r>
+              <w:rPr>
+                <w:rFonts w:ascii="Consolas" w:hAnsi="Consolas"/>
+                <w:sz w:val="19"/>
+              </w:rPr>
+              <w:t>safety_l</w:t>
+            </w:r>
+          </w:p>
+        </w:tc>
+        <w:tc>
+          <w:tcPr>
+            <w:tcW w:type="dxa" w:w="2160"/>
+          </w:tcPr>
+          <w:p>
+            <w:r/>
+            <w:r>
+              <w:t xml:space="preserve">số hoặc </w:t>
+            </w:r>
+            <w:r>
+              <w:rPr>
+                <w:rFonts w:ascii="Consolas" w:hAnsi="Consolas"/>
+                <w:sz w:val="19"/>
+              </w:rPr>
+              <w:t>null</w:t>
+            </w:r>
+          </w:p>
+        </w:tc>
+        <w:tc>
+          <w:tcPr>
+            <w:tcW w:type="dxa" w:w="2160"/>
+          </w:tcPr>
+          <w:p>
+            <w:r/>
+            <w:r>
+              <w:t>mức an toàn tối thiểu (lít). Còn lại có thể cấp (</w:t>
+            </w:r>
+            <w:r>
+              <w:rPr>
+                <w:rFonts w:ascii="Consolas" w:hAnsi="Consolas"/>
+                <w:sz w:val="19"/>
+              </w:rPr>
+              <w:t>tồn − chờ cấp − đã khai</w:t>
+            </w:r>
+            <w:r>
+              <w:t xml:space="preserve">) thấp hơn số này thì màn báo đỏ. </w:t>
+            </w:r>
+            <w:r>
+              <w:rPr>
+                <w:rFonts w:ascii="Consolas" w:hAnsi="Consolas"/>
+                <w:sz w:val="19"/>
+              </w:rPr>
+              <w:t>null</w:t>
+            </w:r>
+            <w:r>
+              <w:t xml:space="preserve"> = không báo. Luật: </w:t>
+            </w:r>
+            <w:r>
+              <w:rPr>
+                <w:rFonts w:ascii="Consolas" w:hAnsi="Consolas"/>
+                <w:sz w:val="19"/>
+              </w:rPr>
+              <w:t>0 ≤ safety_l ≤ capacity_l</w:t>
+            </w:r>
+          </w:p>
+        </w:tc>
+      </w:tr>
+      <w:tr>
+        <w:tc>
+          <w:tcPr>
+            <w:tcW w:type="dxa" w:w="2160"/>
+          </w:tcPr>
+          <w:p>
+            <w:r/>
+            <w:r>
+              <w:rPr>
+                <w:rFonts w:ascii="Consolas" w:hAnsi="Consolas"/>
+                <w:sz w:val="19"/>
+              </w:rPr>
+              <w:t>nhien_lieu[]</w:t>
+            </w:r>
+          </w:p>
+        </w:tc>
+        <w:tc>
+          <w:tcPr>
+            <w:tcW w:type="dxa" w:w="2160"/>
+          </w:tcPr>
+          <w:p>
+            <w:r/>
+            <w:r>
+              <w:rPr>
+                <w:rFonts w:ascii="Consolas" w:hAnsi="Consolas"/>
+                <w:sz w:val="19"/>
+              </w:rPr>
+              <w:t>region</w:t>
+            </w:r>
+          </w:p>
+        </w:tc>
+        <w:tc>
+          <w:tcPr>
+            <w:tcW w:type="dxa" w:w="2160"/>
+          </w:tcPr>
+          <w:p>
+            <w:r/>
+            <w:r>
+              <w:t xml:space="preserve">chuỗi hoặc </w:t>
+            </w:r>
+            <w:r>
+              <w:rPr>
+                <w:rFonts w:ascii="Consolas" w:hAnsi="Consolas"/>
+                <w:sz w:val="19"/>
+              </w:rPr>
+              <w:t>null</w:t>
+            </w:r>
+          </w:p>
+        </w:tc>
+        <w:tc>
+          <w:tcPr>
+            <w:tcW w:type="dxa" w:w="2160"/>
+          </w:tcPr>
+          <w:p>
+            <w:r/>
+            <w:r>
+              <w:t xml:space="preserve">khu vực để nhóm kho: </w:t>
+            </w:r>
+            <w:r>
+              <w:rPr>
+                <w:rFonts w:ascii="Consolas" w:hAnsi="Consolas"/>
+                <w:sz w:val="19"/>
+              </w:rPr>
+              <w:t>Thà Bốc</w:t>
+            </w:r>
+            <w:r>
+              <w:t xml:space="preserve">, </w:t>
+            </w:r>
+            <w:r>
+              <w:rPr>
+                <w:rFonts w:ascii="Consolas" w:hAnsi="Consolas"/>
+                <w:sz w:val="19"/>
+              </w:rPr>
+              <w:t>Thakhek</w:t>
+            </w:r>
+            <w:r>
+              <w:t xml:space="preserve">, </w:t>
+            </w:r>
+            <w:r>
+              <w:rPr>
+                <w:rFonts w:ascii="Consolas" w:hAnsi="Consolas"/>
+                <w:sz w:val="19"/>
+              </w:rPr>
+              <w:t>Viêng Chăn</w:t>
+            </w:r>
+            <w:r>
+              <w:t xml:space="preserve">… </w:t>
+            </w:r>
+            <w:r>
+              <w:rPr>
+                <w:rFonts w:ascii="Consolas" w:hAnsi="Consolas"/>
+                <w:sz w:val="19"/>
+              </w:rPr>
+              <w:t>null</w:t>
+            </w:r>
+            <w:r>
+              <w:t xml:space="preserve"> = màn xếp vào "Việt Nam" (nếu </w:t>
+            </w:r>
+            <w:r>
+              <w:rPr>
+                <w:rFonts w:ascii="Consolas" w:hAnsi="Consolas"/>
+                <w:sz w:val="19"/>
+              </w:rPr>
+              <w:t>country = VN</w:t>
+            </w:r>
+            <w:r>
+              <w:t>) hoặc "Khu vực khác"</w:t>
+            </w:r>
+          </w:p>
+        </w:tc>
+      </w:tr>
+      <w:tr>
+        <w:tc>
+          <w:tcPr>
+            <w:tcW w:type="dxa" w:w="2160"/>
+          </w:tcPr>
+          <w:p>
+            <w:r/>
+            <w:r>
+              <w:rPr>
+                <w:rFonts w:ascii="Consolas" w:hAnsi="Consolas"/>
+                <w:sz w:val="19"/>
+              </w:rPr>
+              <w:t>nhien_lieu[]</w:t>
+            </w:r>
+          </w:p>
+        </w:tc>
+        <w:tc>
+          <w:tcPr>
+            <w:tcW w:type="dxa" w:w="2160"/>
+          </w:tcPr>
+          <w:p>
+            <w:r/>
+            <w:r>
+              <w:rPr>
+                <w:rFonts w:ascii="Consolas" w:hAnsi="Consolas"/>
+                <w:sz w:val="19"/>
+              </w:rPr>
+              <w:t>address</w:t>
+            </w:r>
+          </w:p>
+        </w:tc>
+        <w:tc>
+          <w:tcPr>
+            <w:tcW w:type="dxa" w:w="2160"/>
+          </w:tcPr>
+          <w:p>
+            <w:r/>
+            <w:r>
+              <w:t xml:space="preserve">chuỗi hoặc </w:t>
+            </w:r>
+            <w:r>
+              <w:rPr>
+                <w:rFonts w:ascii="Consolas" w:hAnsi="Consolas"/>
+                <w:sz w:val="19"/>
+              </w:rPr>
+              <w:t>null</w:t>
+            </w:r>
+          </w:p>
+        </w:tc>
+        <w:tc>
+          <w:tcPr>
+            <w:tcW w:type="dxa" w:w="2160"/>
+          </w:tcPr>
+          <w:p>
+            <w:r/>
+            <w:r>
+              <w:t>địa chỉ kho</w:t>
+            </w:r>
+          </w:p>
+        </w:tc>
+      </w:tr>
+      <w:tr>
+        <w:tc>
+          <w:tcPr>
+            <w:tcW w:type="dxa" w:w="2160"/>
+          </w:tcPr>
+          <w:p>
+            <w:r/>
+            <w:r>
+              <w:rPr>
+                <w:rFonts w:ascii="Consolas" w:hAnsi="Consolas"/>
+                <w:sz w:val="19"/>
+              </w:rPr>
+              <w:t>nhien_lieu[]</w:t>
+            </w:r>
+          </w:p>
+        </w:tc>
+        <w:tc>
+          <w:tcPr>
+            <w:tcW w:type="dxa" w:w="2160"/>
+          </w:tcPr>
+          <w:p>
+            <w:r/>
+            <w:r>
+              <w:rPr>
+                <w:rFonts w:ascii="Consolas" w:hAnsi="Consolas"/>
+                <w:sz w:val="19"/>
+              </w:rPr>
+              <w:t>kho_goc</w:t>
+            </w:r>
+          </w:p>
+        </w:tc>
+        <w:tc>
+          <w:tcPr>
+            <w:tcW w:type="dxa" w:w="2160"/>
+          </w:tcPr>
+          <w:p>
+            <w:r/>
+            <w:r>
+              <w:t>bool</w:t>
+            </w:r>
+          </w:p>
+        </w:tc>
+        <w:tc>
+          <w:tcPr>
+            <w:tcW w:type="dxa" w:w="2160"/>
+          </w:tcPr>
+          <w:p>
+            <w:r/>
+            <w:r>
+              <w:rPr>
+                <w:rFonts w:ascii="Consolas" w:hAnsi="Consolas"/>
+                <w:sz w:val="19"/>
+              </w:rPr>
+              <w:t>true</w:t>
+            </w:r>
+            <w:r>
+              <w:t xml:space="preserve"> cho </w:t>
+            </w:r>
+            <w:r>
+              <w:rPr>
+                <w:b/>
+              </w:rPr>
+              <w:t>đúng một</w:t>
+            </w:r>
+            <w:r>
+              <w:t xml:space="preserve"> kho: kho Thà Bốc, nơi có kho phụ tùng và bãi hàng khách gửi. Màn gắn phụ tùng và hàng gửi bãi vào kho này</w:t>
+            </w:r>
+          </w:p>
+        </w:tc>
+      </w:tr>
+      <w:tr>
+        <w:tc>
+          <w:tcPr>
+            <w:tcW w:type="dxa" w:w="2160"/>
+          </w:tcPr>
+          <w:p>
+            <w:r/>
+            <w:r>
+              <w:rPr>
+                <w:rFonts w:ascii="Consolas" w:hAnsi="Consolas"/>
+                <w:sz w:val="19"/>
+              </w:rPr>
+              <w:t>nhien_lieu[]</w:t>
+            </w:r>
+          </w:p>
+        </w:tc>
+        <w:tc>
+          <w:tcPr>
+            <w:tcW w:type="dxa" w:w="2160"/>
+          </w:tcPr>
+          <w:p>
+            <w:r/>
+            <w:r>
+              <w:rPr>
+                <w:rFonts w:ascii="Consolas" w:hAnsi="Consolas"/>
+                <w:sz w:val="19"/>
+              </w:rPr>
+              <w:t>ton_dau</w:t>
+            </w:r>
+          </w:p>
+        </w:tc>
+        <w:tc>
+          <w:tcPr>
+            <w:tcW w:type="dxa" w:w="2160"/>
+          </w:tcPr>
+          <w:p>
+            <w:r/>
+            <w:r>
+              <w:t>số</w:t>
+            </w:r>
+          </w:p>
+        </w:tc>
+        <w:tc>
+          <w:tcPr>
+            <w:tcW w:type="dxa" w:w="2160"/>
+          </w:tcPr>
+          <w:p>
+            <w:r/>
+            <w:r>
+              <w:t xml:space="preserve">tồn </w:t>
+            </w:r>
+            <w:r>
+              <w:rPr>
+                <w:b/>
+              </w:rPr>
+              <w:t>đầu tháng</w:t>
+            </w:r>
+            <w:r>
+              <w:t xml:space="preserve"> (lít) = Σ nhập − Σ xuất của mọi lần </w:t>
+            </w:r>
+            <w:r>
+              <w:rPr>
+                <w:b/>
+              </w:rPr>
+              <w:t>trước</w:t>
+            </w:r>
+            <w:r>
+              <w:t xml:space="preserve"> ngày 1 của tháng</w:t>
+            </w:r>
+          </w:p>
+        </w:tc>
+      </w:tr>
+      <w:tr>
+        <w:tc>
+          <w:tcPr>
+            <w:tcW w:type="dxa" w:w="2160"/>
+          </w:tcPr>
+          <w:p>
+            <w:r/>
+            <w:r>
+              <w:rPr>
+                <w:rFonts w:ascii="Consolas" w:hAnsi="Consolas"/>
+                <w:sz w:val="19"/>
+              </w:rPr>
+              <w:t>nhien_lieu[]</w:t>
+            </w:r>
+          </w:p>
+        </w:tc>
+        <w:tc>
+          <w:tcPr>
+            <w:tcW w:type="dxa" w:w="2160"/>
+          </w:tcPr>
+          <w:p>
+            <w:r/>
+            <w:r>
+              <w:rPr>
+                <w:rFonts w:ascii="Consolas" w:hAnsi="Consolas"/>
+                <w:sz w:val="19"/>
+              </w:rPr>
+              <w:t>so_thang[]</w:t>
+            </w:r>
+          </w:p>
+        </w:tc>
+        <w:tc>
+          <w:tcPr>
+            <w:tcW w:type="dxa" w:w="2160"/>
+          </w:tcPr>
+          <w:p>
+            <w:r/>
+            <w:r>
+              <w:t>mảng</w:t>
+            </w:r>
+          </w:p>
+        </w:tc>
+        <w:tc>
+          <w:tcPr>
+            <w:tcW w:type="dxa" w:w="2160"/>
+          </w:tcPr>
+          <w:p>
+            <w:r/>
+            <w:r>
+              <w:rPr>
+                <w:b/>
+              </w:rPr>
+              <w:t>mọi</w:t>
+            </w:r>
+            <w:r>
+              <w:t xml:space="preserve"> lần nhập / xuất </w:t>
+            </w:r>
+            <w:r>
+              <w:rPr>
+                <w:b/>
+              </w:rPr>
+              <w:t>trong tháng</w:t>
+            </w:r>
+            <w:r>
+              <w:t xml:space="preserve">, </w:t>
+            </w:r>
+            <w:r>
+              <w:rPr>
+                <w:b/>
+              </w:rPr>
+              <w:t>cũ trước</w:t>
+            </w:r>
+            <w:r>
+              <w:t>: `{ngay, kind: "in"</w:t>
+            </w:r>
+          </w:p>
+        </w:tc>
+      </w:tr>
+      <w:tr>
+        <w:tc>
+          <w:tcPr>
+            <w:tcW w:type="dxa" w:w="2160"/>
+          </w:tcPr>
+          <w:p>
+            <w:r/>
+            <w:r>
+              <w:rPr>
+                <w:rFonts w:ascii="Consolas" w:hAnsi="Consolas"/>
+                <w:sz w:val="19"/>
+              </w:rPr>
+              <w:t>phu_tung[]</w:t>
+            </w:r>
+          </w:p>
+        </w:tc>
+        <w:tc>
+          <w:tcPr>
+            <w:tcW w:type="dxa" w:w="2160"/>
+          </w:tcPr>
+          <w:p>
+            <w:r/>
+            <w:r>
+              <w:rPr>
+                <w:rFonts w:ascii="Consolas" w:hAnsi="Consolas"/>
+                <w:sz w:val="19"/>
+              </w:rPr>
+              <w:t>ton_dau</w:t>
+            </w:r>
+            <w:r>
+              <w:t xml:space="preserve">, </w:t>
+            </w:r>
+            <w:r>
+              <w:rPr>
+                <w:rFonts w:ascii="Consolas" w:hAnsi="Consolas"/>
+                <w:sz w:val="19"/>
+              </w:rPr>
+              <w:t>so_thang[]</w:t>
+            </w:r>
+          </w:p>
+        </w:tc>
+        <w:tc>
+          <w:tcPr>
+            <w:tcW w:type="dxa" w:w="2160"/>
+          </w:tcPr>
+          <w:p>
+            <w:r/>
+            <w:r>
+              <w:t>như trên</w:t>
+            </w:r>
+          </w:p>
+        </w:tc>
+        <w:tc>
+          <w:tcPr>
+            <w:tcW w:type="dxa" w:w="2160"/>
+          </w:tcPr>
+          <w:p>
+            <w:r/>
+            <w:r>
+              <w:rPr>
+                <w:rFonts w:ascii="Consolas" w:hAnsi="Consolas"/>
+                <w:sz w:val="19"/>
+              </w:rPr>
+              <w:t>so_thang[]</w:t>
+            </w:r>
+            <w:r>
+              <w:t xml:space="preserve">: </w:t>
+            </w:r>
+            <w:r>
+              <w:rPr>
+                <w:rFonts w:ascii="Consolas" w:hAnsi="Consolas"/>
+                <w:sz w:val="19"/>
+              </w:rPr>
+              <w:t>{ngay, kind, qty, doc_no, truck_no, gia}</w:t>
+            </w:r>
+            <w:r>
+              <w:t xml:space="preserve"> trong tháng, cũ trước</w:t>
+            </w:r>
+          </w:p>
+        </w:tc>
+      </w:tr>
+    </w:tbl>
+    <w:p/>
+    <w:p>
+      <w:pPr>
+        <w:pStyle w:val="ListBullet"/>
+      </w:pPr>
+      <w:r>
+        <w:t xml:space="preserve">Kiểm: với mọi kho, </w:t>
+      </w:r>
+      <w:r>
+        <w:rPr>
+          <w:rFonts w:ascii="Consolas" w:hAnsi="Consolas"/>
+          <w:sz w:val="19"/>
+        </w:rPr>
+        <w:t>ton_dau + nhap_thang − xuat_thang</w:t>
+      </w:r>
+      <w:r>
+        <w:t xml:space="preserve"> phải bằng tồn cuối tháng (tháng hiện tại thì bằng </w:t>
+      </w:r>
+      <w:r>
+        <w:rPr>
+          <w:rFonts w:ascii="Consolas" w:hAnsi="Consolas"/>
+          <w:sz w:val="19"/>
+        </w:rPr>
+        <w:t>ton_lit</w:t>
+      </w:r>
+      <w:r>
+        <w:t>). Bản tạm đã đạt trên dữ liệu thử 30/09.</w:t>
+      </w:r>
+    </w:p>
+    <w:p>
+      <w:pPr>
+        <w:pStyle w:val="ListBullet"/>
+      </w:pPr>
+      <w:r>
+        <w:t xml:space="preserve">Ai khai </w:t>
+      </w:r>
+      <w:r>
+        <w:rPr>
+          <w:rFonts w:ascii="Consolas" w:hAnsi="Consolas"/>
+          <w:sz w:val="19"/>
+        </w:rPr>
+        <w:t>capacity_l</w:t>
+      </w:r>
+      <w:r>
+        <w:t xml:space="preserve">, </w:t>
+      </w:r>
+      <w:r>
+        <w:rPr>
+          <w:rFonts w:ascii="Consolas" w:hAnsi="Consolas"/>
+          <w:sz w:val="19"/>
+        </w:rPr>
+        <w:t>safety_l</w:t>
+      </w:r>
+      <w:r>
+        <w:t xml:space="preserve">, </w:t>
+      </w:r>
+      <w:r>
+        <w:rPr>
+          <w:rFonts w:ascii="Consolas" w:hAnsi="Consolas"/>
+          <w:sz w:val="19"/>
+        </w:rPr>
+        <w:t>region</w:t>
+      </w:r>
+      <w:r>
+        <w:t xml:space="preserve">: </w:t>
+      </w:r>
+      <w:r>
+        <w:rPr>
+          <w:b/>
+        </w:rPr>
+        <w:t>bên kho</w:t>
+      </w:r>
+      <w:r>
+        <w:t xml:space="preserve"> (danh mục kho của anh). Bản tạm đang cho Sếp / KT kho xăng dầu khai ở màn Điểm đổ nhiên liệu.</w:t>
+      </w:r>
+    </w:p>
+    <w:p>
+      <w:pPr>
+        <w:pStyle w:val="ListBullet"/>
+      </w:pPr>
+      <w:r>
+        <w:rPr>
+          <w:rFonts w:ascii="Consolas" w:hAnsi="Consolas"/>
+          <w:sz w:val="19"/>
+        </w:rPr>
+        <w:t>gan_day</w:t>
+      </w:r>
+      <w:r>
+        <w:t xml:space="preserve"> giữ nguyên: bên em vẫn dùng cho hàng gửi bãi, và để chạy được với máy chưa có </w:t>
+      </w:r>
+      <w:r>
+        <w:rPr>
+          <w:rFonts w:ascii="Consolas" w:hAnsi="Consolas"/>
+          <w:sz w:val="19"/>
+        </w:rPr>
+        <w:t>so_thang</w:t>
+      </w:r>
+      <w:r>
+        <w:t>.</w:t>
       </w:r>
     </w:p>
     <w:p>

--- a/DOCS/word/HOP_DONG_API_KHO_ANH_TOAN.docx
+++ b/DOCS/word/HOP_DONG_API_KHO_ANH_TOAN.docx
@@ -9734,30 +9734,48 @@
                 <w:rFonts w:ascii="Consolas" w:hAnsi="Consolas"/>
                 <w:sz w:val="19"/>
               </w:rPr>
-              <w:t>nhap_thang</w:t>
-            </w:r>
-            <w:r>
-              <w:t xml:space="preserve"> / </w:t>
+              <w:t>ton_lit</w:t>
+            </w:r>
+            <w:r>
+              <w:t xml:space="preserve"> = tồn </w:t>
+            </w:r>
+            <w:r>
+              <w:rPr>
+                <w:b/>
+              </w:rPr>
+              <w:t>hiện tại</w:t>
+            </w:r>
+            <w:r>
+              <w:t xml:space="preserve"> (màn hiện đúng số này); </w:t>
             </w:r>
             <w:r>
               <w:rPr>
                 <w:rFonts w:ascii="Consolas" w:hAnsi="Consolas"/>
                 <w:sz w:val="19"/>
               </w:rPr>
-              <w:t>xuat_thang</w:t>
-            </w:r>
-            <w:r>
-              <w:t xml:space="preserve"> là lít vào / ra trong tháng (tính cả chuyển kho); </w:t>
+              <w:t>gan_day</w:t>
+            </w:r>
+            <w:r>
+              <w:t xml:space="preserve"> ≤ 10 dòng </w:t>
+            </w:r>
+            <w:r>
+              <w:rPr>
+                <w:b/>
+              </w:rPr>
+              <w:t>mới nhất trước</w:t>
+            </w:r>
+            <w:r>
+              <w:t xml:space="preserve"> — bên em chỉ lấy lần </w:t>
             </w:r>
             <w:r>
               <w:rPr>
                 <w:rFonts w:ascii="Consolas" w:hAnsi="Consolas"/>
                 <w:sz w:val="19"/>
               </w:rPr>
-              <w:t>gan_day</w:t>
-            </w:r>
-            <w:r>
-              <w:t xml:space="preserve"> ≤ 10 dòng mới nhất; </w:t>
+              <w:t>kind = "in"</w:t>
+            </w:r>
+            <w:r>
+              <w:t xml:space="preserve"> đầu tiên làm "nhập gần nhất"; </w:t>
             </w:r>
             <w:r>
               <w:rPr>
@@ -9767,7 +9785,36 @@
               <w:t>gia</w:t>
             </w:r>
             <w:r>
-              <w:t xml:space="preserve"> = giá vốn dòng</w:t>
+              <w:t xml:space="preserve"> = giá vốn dòng. </w:t>
+            </w:r>
+            <w:r>
+              <w:rPr>
+                <w:rFonts w:ascii="Consolas" w:hAnsi="Consolas"/>
+                <w:sz w:val="19"/>
+              </w:rPr>
+              <w:t>nhap_thang</w:t>
+            </w:r>
+            <w:r>
+              <w:t xml:space="preserve"> / </w:t>
+            </w:r>
+            <w:r>
+              <w:rPr>
+                <w:rFonts w:ascii="Consolas" w:hAnsi="Consolas"/>
+                <w:sz w:val="19"/>
+              </w:rPr>
+              <w:t>xuat_thang</w:t>
+            </w:r>
+            <w:r>
+              <w:t xml:space="preserve"> </w:t>
+            </w:r>
+            <w:r>
+              <w:rPr>
+                <w:b/>
+              </w:rPr>
+              <w:t>không còn dùng</w:t>
+            </w:r>
+            <w:r>
+              <w:t xml:space="preserve"> từ tối 30/09 (gửi cũng không sao)</w:t>
             </w:r>
           </w:p>
         </w:tc>
@@ -9805,7 +9852,7 @@
               <w:t>ton</w:t>
             </w:r>
             <w:r>
-              <w:t xml:space="preserve"> = tồn; </w:t>
+              <w:t xml:space="preserve"> = tồn hiện tại; </w:t>
             </w:r>
             <w:r>
               <w:rPr>
@@ -9825,7 +9872,33 @@
               <w:t>gan_day</w:t>
             </w:r>
             <w:r>
-              <w:t xml:space="preserve"> ≤ 10</w:t>
+              <w:t xml:space="preserve"> ≤ 10. </w:t>
+            </w:r>
+            <w:r>
+              <w:rPr>
+                <w:rFonts w:ascii="Consolas" w:hAnsi="Consolas"/>
+                <w:sz w:val="19"/>
+              </w:rPr>
+              <w:t>nhap_thang</w:t>
+            </w:r>
+            <w:r>
+              <w:t xml:space="preserve"> / </w:t>
+            </w:r>
+            <w:r>
+              <w:rPr>
+                <w:rFonts w:ascii="Consolas" w:hAnsi="Consolas"/>
+                <w:sz w:val="19"/>
+              </w:rPr>
+              <w:t>xuat_thang</w:t>
+            </w:r>
+            <w:r>
+              <w:t xml:space="preserve"> </w:t>
+            </w:r>
+            <w:r>
+              <w:rPr>
+                <w:b/>
+              </w:rPr>
+              <w:t>không còn dùng</w:t>
             </w:r>
           </w:p>
         </w:tc>
@@ -9969,7 +10042,7 @@
         <w:t>Bổ sung 30/09 chiều — giao diện Xem kho mới</w:t>
       </w:r>
       <w:r>
-        <w:t xml:space="preserve"> (chủ dự án duyệt bản mẫu; màn vẽ bồn theo sức chứa, vạch mức an toàn, nhóm kho theo khu vực, sổ kho cả tháng, biểu đồ tồn theo ngày). Xin anh trả thêm các khoá sau. Bản tạm bên trang kế toán đã trả đúng các khoá này để anh đối chiếu.</w:t>
+        <w:t xml:space="preserve"> (chủ dự án duyệt bản mẫu; màn vẽ bồn theo sức chứa, vạch mức an toàn, nhóm kho theo khu vực). Xin anh trả thêm các khoá sau. Bản tạm bên trang kế toán đã trả đúng các khoá này để anh đối chiếu.</w:t>
       </w:r>
     </w:p>
     <w:tbl>
@@ -10459,237 +10532,6 @@
           </w:p>
         </w:tc>
       </w:tr>
-      <w:tr>
-        <w:tc>
-          <w:tcPr>
-            <w:tcW w:type="dxa" w:w="2160"/>
-          </w:tcPr>
-          <w:p>
-            <w:r/>
-            <w:r>
-              <w:rPr>
-                <w:rFonts w:ascii="Consolas" w:hAnsi="Consolas"/>
-                <w:sz w:val="19"/>
-              </w:rPr>
-              <w:t>nhien_lieu[]</w:t>
-            </w:r>
-          </w:p>
-        </w:tc>
-        <w:tc>
-          <w:tcPr>
-            <w:tcW w:type="dxa" w:w="2160"/>
-          </w:tcPr>
-          <w:p>
-            <w:r/>
-            <w:r>
-              <w:rPr>
-                <w:rFonts w:ascii="Consolas" w:hAnsi="Consolas"/>
-                <w:sz w:val="19"/>
-              </w:rPr>
-              <w:t>ton_dau</w:t>
-            </w:r>
-          </w:p>
-        </w:tc>
-        <w:tc>
-          <w:tcPr>
-            <w:tcW w:type="dxa" w:w="2160"/>
-          </w:tcPr>
-          <w:p>
-            <w:r/>
-            <w:r>
-              <w:t>số</w:t>
-            </w:r>
-          </w:p>
-        </w:tc>
-        <w:tc>
-          <w:tcPr>
-            <w:tcW w:type="dxa" w:w="2160"/>
-          </w:tcPr>
-          <w:p>
-            <w:r/>
-            <w:r>
-              <w:t xml:space="preserve">tồn </w:t>
-            </w:r>
-            <w:r>
-              <w:rPr>
-                <w:b/>
-              </w:rPr>
-              <w:t>đầu tháng</w:t>
-            </w:r>
-            <w:r>
-              <w:t xml:space="preserve"> (lít) = Σ nhập − Σ xuất của mọi lần </w:t>
-            </w:r>
-            <w:r>
-              <w:rPr>
-                <w:b/>
-              </w:rPr>
-              <w:t>trước</w:t>
-            </w:r>
-            <w:r>
-              <w:t xml:space="preserve"> ngày 1 của tháng</w:t>
-            </w:r>
-          </w:p>
-        </w:tc>
-      </w:tr>
-      <w:tr>
-        <w:tc>
-          <w:tcPr>
-            <w:tcW w:type="dxa" w:w="2160"/>
-          </w:tcPr>
-          <w:p>
-            <w:r/>
-            <w:r>
-              <w:rPr>
-                <w:rFonts w:ascii="Consolas" w:hAnsi="Consolas"/>
-                <w:sz w:val="19"/>
-              </w:rPr>
-              <w:t>nhien_lieu[]</w:t>
-            </w:r>
-          </w:p>
-        </w:tc>
-        <w:tc>
-          <w:tcPr>
-            <w:tcW w:type="dxa" w:w="2160"/>
-          </w:tcPr>
-          <w:p>
-            <w:r/>
-            <w:r>
-              <w:rPr>
-                <w:rFonts w:ascii="Consolas" w:hAnsi="Consolas"/>
-                <w:sz w:val="19"/>
-              </w:rPr>
-              <w:t>so_thang[]</w:t>
-            </w:r>
-          </w:p>
-        </w:tc>
-        <w:tc>
-          <w:tcPr>
-            <w:tcW w:type="dxa" w:w="2160"/>
-          </w:tcPr>
-          <w:p>
-            <w:r/>
-            <w:r>
-              <w:t>mảng</w:t>
-            </w:r>
-          </w:p>
-        </w:tc>
-        <w:tc>
-          <w:tcPr>
-            <w:tcW w:type="dxa" w:w="2160"/>
-          </w:tcPr>
-          <w:p>
-            <w:r/>
-            <w:r>
-              <w:rPr>
-                <w:b/>
-              </w:rPr>
-              <w:t>mọi</w:t>
-            </w:r>
-            <w:r>
-              <w:t xml:space="preserve"> lần nhập / xuất </w:t>
-            </w:r>
-            <w:r>
-              <w:rPr>
-                <w:b/>
-              </w:rPr>
-              <w:t>trong tháng</w:t>
-            </w:r>
-            <w:r>
-              <w:t xml:space="preserve">, </w:t>
-            </w:r>
-            <w:r>
-              <w:rPr>
-                <w:b/>
-              </w:rPr>
-              <w:t>cũ trước</w:t>
-            </w:r>
-            <w:r>
-              <w:t>: `{ngay, kind: "in"</w:t>
-            </w:r>
-          </w:p>
-        </w:tc>
-      </w:tr>
-      <w:tr>
-        <w:tc>
-          <w:tcPr>
-            <w:tcW w:type="dxa" w:w="2160"/>
-          </w:tcPr>
-          <w:p>
-            <w:r/>
-            <w:r>
-              <w:rPr>
-                <w:rFonts w:ascii="Consolas" w:hAnsi="Consolas"/>
-                <w:sz w:val="19"/>
-              </w:rPr>
-              <w:t>phu_tung[]</w:t>
-            </w:r>
-          </w:p>
-        </w:tc>
-        <w:tc>
-          <w:tcPr>
-            <w:tcW w:type="dxa" w:w="2160"/>
-          </w:tcPr>
-          <w:p>
-            <w:r/>
-            <w:r>
-              <w:rPr>
-                <w:rFonts w:ascii="Consolas" w:hAnsi="Consolas"/>
-                <w:sz w:val="19"/>
-              </w:rPr>
-              <w:t>ton_dau</w:t>
-            </w:r>
-            <w:r>
-              <w:t xml:space="preserve">, </w:t>
-            </w:r>
-            <w:r>
-              <w:rPr>
-                <w:rFonts w:ascii="Consolas" w:hAnsi="Consolas"/>
-                <w:sz w:val="19"/>
-              </w:rPr>
-              <w:t>so_thang[]</w:t>
-            </w:r>
-          </w:p>
-        </w:tc>
-        <w:tc>
-          <w:tcPr>
-            <w:tcW w:type="dxa" w:w="2160"/>
-          </w:tcPr>
-          <w:p>
-            <w:r/>
-            <w:r>
-              <w:t>như trên</w:t>
-            </w:r>
-          </w:p>
-        </w:tc>
-        <w:tc>
-          <w:tcPr>
-            <w:tcW w:type="dxa" w:w="2160"/>
-          </w:tcPr>
-          <w:p>
-            <w:r/>
-            <w:r>
-              <w:rPr>
-                <w:rFonts w:ascii="Consolas" w:hAnsi="Consolas"/>
-                <w:sz w:val="19"/>
-              </w:rPr>
-              <w:t>so_thang[]</w:t>
-            </w:r>
-            <w:r>
-              <w:t xml:space="preserve">: </w:t>
-            </w:r>
-            <w:r>
-              <w:rPr>
-                <w:rFonts w:ascii="Consolas" w:hAnsi="Consolas"/>
-                <w:sz w:val="19"/>
-              </w:rPr>
-              <w:t>{ngay, kind, qty, doc_no, truck_no, gia}</w:t>
-            </w:r>
-            <w:r>
-              <w:t xml:space="preserve"> trong tháng, cũ trước</w:t>
-            </w:r>
-          </w:p>
-        </w:tc>
-      </w:tr>
     </w:tbl>
     <w:p/>
     <w:p>
@@ -10697,99 +10539,226 @@
         <w:pStyle w:val="ListBullet"/>
       </w:pPr>
       <w:r>
-        <w:t xml:space="preserve">Kiểm: với mọi kho, </w:t>
+        <w:rPr>
+          <w:b/>
+        </w:rPr>
+        <w:t>KHÔNG cần sổ kho tháng</w:t>
+      </w:r>
+      <w:r>
+        <w:t xml:space="preserve"> (chốt tối 30/09). Bản trước của mục này em có xin thêm </w:t>
       </w:r>
       <w:r>
         <w:rPr>
           <w:rFonts w:ascii="Consolas" w:hAnsi="Consolas"/>
           <w:sz w:val="19"/>
         </w:rPr>
-        <w:t>ton_dau + nhap_thang − xuat_thang</w:t>
-      </w:r>
-      <w:r>
-        <w:t xml:space="preserve"> phải bằng tồn cuối tháng (tháng hiện tại thì bằng </w:t>
+        <w:t>ton_dau</w:t>
+      </w:r>
+      <w:r>
+        <w:t xml:space="preserve">, </w:t>
       </w:r>
       <w:r>
         <w:rPr>
           <w:rFonts w:ascii="Consolas" w:hAnsi="Consolas"/>
           <w:sz w:val="19"/>
         </w:rPr>
-        <w:t>ton_lit</w:t>
-      </w:r>
-      <w:r>
-        <w:t>). Bản tạm đã đạt trên dữ liệu thử 30/09.</w:t>
-      </w:r>
-    </w:p>
-    <w:p>
-      <w:pPr>
-        <w:pStyle w:val="ListBullet"/>
-      </w:pPr>
-      <w:r>
-        <w:t xml:space="preserve">Ai khai </w:t>
+        <w:t>so_thang[]</w:t>
+      </w:r>
+      <w:r>
+        <w:t xml:space="preserve"> (mọi lần nhập / xuất trong tháng) và </w:t>
       </w:r>
       <w:r>
         <w:rPr>
           <w:rFonts w:ascii="Consolas" w:hAnsi="Consolas"/>
           <w:sz w:val="19"/>
         </w:rPr>
-        <w:t>capacity_l</w:t>
-      </w:r>
-      <w:r>
-        <w:t xml:space="preserve">, </w:t>
+        <w:t>kho_doi_ung</w:t>
+      </w:r>
+      <w:r>
+        <w:t xml:space="preserve"> để vẽ sổ kho tháng và biểu đồ tồn theo ngày. Nay </w:t>
+      </w:r>
+      <w:r>
+        <w:rPr>
+          <w:b/>
+        </w:rPr>
+        <w:t>rút lại cả ba</w:t>
+      </w:r>
+      <w:r>
+        <w:t xml:space="preserve">, anh </w:t>
+      </w:r>
+      <w:r>
+        <w:rPr>
+          <w:b/>
+        </w:rPr>
+        <w:t>không phải làm</w:t>
+      </w:r>
+      <w:r>
+        <w:t xml:space="preserve">: Excel của khách (sheet ລາຍງານ) xếp </w:t>
+      </w:r>
+      <w:r>
+        <w:rPr>
+          <w:i/>
+        </w:rPr>
+        <w:t>ລາຍງານສາງນໍ້າມັນ</w:t>
+      </w:r>
+      <w:r>
+        <w:t xml:space="preserve"> (báo cáo kho nhiên liệu) và </w:t>
+      </w:r>
+      <w:r>
+        <w:rPr>
+          <w:i/>
+        </w:rPr>
+        <w:t>ລາຍງານສາງອາໄຫຼ່</w:t>
+      </w:r>
+      <w:r>
+        <w:t xml:space="preserve"> (báo cáo kho phụ tùng) vào </w:t>
+      </w:r>
+      <w:r>
+        <w:rPr>
+          <w:b/>
+        </w:rPr>
+        <w:t>ໂມດູນສາງ</w:t>
+      </w:r>
+      <w:r>
+        <w:t xml:space="preserve"> — tức hệ kho của anh; bên logistics chỉ xem </w:t>
+      </w:r>
+      <w:r>
+        <w:rPr>
+          <w:b/>
+        </w:rPr>
+        <w:t>tồn hiện tại theo mặt hàng</w:t>
+      </w:r>
+      <w:r>
+        <w:t>. Sổ nhập / xuất theo tháng người dùng xem ở hệ của anh.</w:t>
+      </w:r>
+    </w:p>
+    <w:p>
+      <w:pPr>
+        <w:pStyle w:val="ListBullet"/>
+      </w:pPr>
+      <w:r>
+        <w:t xml:space="preserve">Tham số </w:t>
       </w:r>
       <w:r>
         <w:rPr>
           <w:rFonts w:ascii="Consolas" w:hAnsi="Consolas"/>
           <w:sz w:val="19"/>
         </w:rPr>
-        <w:t>safety_l</w:t>
-      </w:r>
-      <w:r>
-        <w:t xml:space="preserve">, </w:t>
+        <w:t>thang</w:t>
+      </w:r>
+      <w:r>
+        <w:t xml:space="preserve"> giữ tuỳ chọn: bên em gọi </w:t>
+      </w:r>
+      <w:r>
+        <w:rPr>
+          <w:b/>
+        </w:rPr>
+        <w:t>không kèm</w:t>
+      </w:r>
+      <w:r>
+        <w:t xml:space="preserve"> </w:t>
       </w:r>
       <w:r>
         <w:rPr>
           <w:rFonts w:ascii="Consolas" w:hAnsi="Consolas"/>
           <w:sz w:val="19"/>
         </w:rPr>
-        <w:t>region</w:t>
-      </w:r>
-      <w:r>
-        <w:t xml:space="preserve">: </w:t>
-      </w:r>
-      <w:r>
-        <w:rPr>
-          <w:b/>
-        </w:rPr>
-        <w:t>bên kho</w:t>
-      </w:r>
-      <w:r>
-        <w:t xml:space="preserve"> (danh mục kho của anh). Bản tạm đang cho Sếp / KT kho xăng dầu khai ở màn Điểm đổ nhiên liệu.</w:t>
-      </w:r>
-    </w:p>
-    <w:p>
-      <w:pPr>
-        <w:pStyle w:val="ListBullet"/>
-      </w:pPr>
+        <w:t>thang</w:t>
+      </w:r>
+      <w:r>
+        <w:t xml:space="preserve"> (tháng hiện tại). Số theo tháng chỉ còn dùng cho khối </w:t>
+      </w:r>
       <w:r>
         <w:rPr>
           <w:rFonts w:ascii="Consolas" w:hAnsi="Consolas"/>
           <w:sz w:val="19"/>
         </w:rPr>
-        <w:t>gan_day</w:t>
-      </w:r>
-      <w:r>
-        <w:t xml:space="preserve"> giữ nguyên: bên em vẫn dùng cho hàng gửi bãi, và để chạy được với máy chưa có </w:t>
+        <w:t>hang</w:t>
+      </w:r>
+      <w:r>
+        <w:t xml:space="preserve"> (hàng gửi bãi: </w:t>
       </w:r>
       <w:r>
         <w:rPr>
           <w:rFonts w:ascii="Consolas" w:hAnsi="Consolas"/>
           <w:sz w:val="19"/>
         </w:rPr>
-        <w:t>so_thang</w:t>
-      </w:r>
-      <w:r>
-        <w:t>.</w:t>
+        <w:t>nhap_thang</w:t>
+      </w:r>
+      <w:r>
+        <w:t xml:space="preserve"> / </w:t>
+      </w:r>
+      <w:r>
+        <w:rPr>
+          <w:rFonts w:ascii="Consolas" w:hAnsi="Consolas"/>
+          <w:sz w:val="19"/>
+        </w:rPr>
+        <w:t>xuat_thang</w:t>
+      </w:r>
+      <w:r>
+        <w:t xml:space="preserve"> tính bằng tấn).</w:t>
+      </w:r>
+    </w:p>
+    <w:p>
+      <w:pPr>
+        <w:pStyle w:val="ListBullet"/>
+      </w:pPr>
+      <w:r>
+        <w:t xml:space="preserve">Ai khai </w:t>
+      </w:r>
+      <w:r>
+        <w:rPr>
+          <w:rFonts w:ascii="Consolas" w:hAnsi="Consolas"/>
+          <w:sz w:val="19"/>
+        </w:rPr>
+        <w:t>capacity_l</w:t>
+      </w:r>
+      <w:r>
+        <w:t xml:space="preserve">, </w:t>
+      </w:r>
+      <w:r>
+        <w:rPr>
+          <w:rFonts w:ascii="Consolas" w:hAnsi="Consolas"/>
+          <w:sz w:val="19"/>
+        </w:rPr>
+        <w:t>safety_l</w:t>
+      </w:r>
+      <w:r>
+        <w:t xml:space="preserve">, </w:t>
+      </w:r>
+      <w:r>
+        <w:rPr>
+          <w:rFonts w:ascii="Consolas" w:hAnsi="Consolas"/>
+          <w:sz w:val="19"/>
+        </w:rPr>
+        <w:t>region</w:t>
+      </w:r>
+      <w:r>
+        <w:t xml:space="preserve">: </w:t>
+      </w:r>
+      <w:r>
+        <w:rPr>
+          <w:b/>
+        </w:rPr>
+        <w:t>bên kho</w:t>
+      </w:r>
+      <w:r>
+        <w:t xml:space="preserve"> (danh mục kho của anh). Bản tạm đang cho Sếp / KT kho xăng dầu khai ở màn Điểm đổ nhiên liệu.</w:t>
+      </w:r>
+    </w:p>
+    <w:p>
+      <w:pPr>
+        <w:pStyle w:val="ListBullet"/>
+      </w:pPr>
+      <w:r>
+        <w:rPr>
+          <w:rFonts w:ascii="Consolas" w:hAnsi="Consolas"/>
+          <w:sz w:val="19"/>
+        </w:rPr>
+        <w:t>gan_day</w:t>
+      </w:r>
+      <w:r>
+        <w:t xml:space="preserve"> giữ nguyên: bên em dùng cho hàng gửi bãi, và để biết lần nhập gần nhất của mỗi kho dầu.</w:t>
       </w:r>
     </w:p>
     <w:p>
